--- a/examples/hikmah-testing-default-manuscript.docx
+++ b/examples/hikmah-testing-default-manuscript.docx
@@ -7,49 +7,13 @@
         <w:pStyle w:val="Title"/>
       </w:pPr>
       <w:r>
-        <w:t xml:space="preserve">On</w:t>
-      </w:r>
-      <w:r>
-        <w:t xml:space="preserve"> </w:t>
-      </w:r>
-      <w:r>
-        <w:t xml:space="preserve">the</w:t>
-      </w:r>
-      <w:r>
-        <w:t xml:space="preserve"> </w:t>
-      </w:r>
-      <w:r>
-        <w:t xml:space="preserve">Surgical</w:t>
-      </w:r>
-      <w:r>
-        <w:t xml:space="preserve"> </w:t>
-      </w:r>
-      <w:r>
-        <w:t xml:space="preserve">Removal</w:t>
-      </w:r>
-      <w:r>
-        <w:t xml:space="preserve"> </w:t>
-      </w:r>
-      <w:r>
-        <w:t xml:space="preserve">of</w:t>
+        <w:t xml:space="preserve">On the Surgical Removal of</w:t>
       </w:r>
       <w:r>
         <w:br/>
       </w:r>
       <w:r>
-        <w:t xml:space="preserve">Cardassian</w:t>
-      </w:r>
-      <w:r>
-        <w:t xml:space="preserve"> </w:t>
-      </w:r>
-      <w:r>
-        <w:t xml:space="preserve">Cranial</w:t>
-      </w:r>
-      <w:r>
-        <w:t xml:space="preserve"> </w:t>
-      </w:r>
-      <w:r>
-        <w:t xml:space="preserve">Implants</w:t>
+        <w:t xml:space="preserve">Cardassian Cranial Implants</w:t>
       </w:r>
     </w:p>
     <w:p>
@@ -57,43 +21,7 @@
         <w:pStyle w:val="Subtitle"/>
       </w:pPr>
       <w:r>
-        <w:t xml:space="preserve">A</w:t>
-      </w:r>
-      <w:r>
-        <w:t xml:space="preserve"> </w:t>
-      </w:r>
-      <w:r>
-        <w:t xml:space="preserve">case</w:t>
-      </w:r>
-      <w:r>
-        <w:t xml:space="preserve"> </w:t>
-      </w:r>
-      <w:r>
-        <w:t xml:space="preserve">study</w:t>
-      </w:r>
-      <w:r>
-        <w:t xml:space="preserve"> </w:t>
-      </w:r>
-      <w:r>
-        <w:t xml:space="preserve">of</w:t>
-      </w:r>
-      <w:r>
-        <w:t xml:space="preserve"> </w:t>
-      </w:r>
-      <w:r>
-        <w:t xml:space="preserve">a</w:t>
-      </w:r>
-      <w:r>
-        <w:t xml:space="preserve"> </w:t>
-      </w:r>
-      <w:r>
-        <w:t xml:space="preserve">Cardassian</w:t>
-      </w:r>
-      <w:r>
-        <w:t xml:space="preserve"> </w:t>
-      </w:r>
-      <w:r>
-        <w:t xml:space="preserve">patient</w:t>
+        <w:t xml:space="preserve">A case study of a Cardassian patient</w:t>
       </w:r>
     </w:p>
     <w:p>
@@ -101,13 +29,7 @@
         <w:pStyle w:val="Author"/>
       </w:pPr>
       <w:r>
-        <w:t xml:space="preserve">Julian</w:t>
-      </w:r>
-      <w:r>
-        <w:t xml:space="preserve"> </w:t>
-      </w:r>
-      <w:r>
-        <w:t xml:space="preserve">Bashir</w:t>
+        <w:t xml:space="preserve">Julian Bashir</w:t>
       </w:r>
     </w:p>
     <w:p>
@@ -115,13 +37,7 @@
         <w:pStyle w:val="Author"/>
       </w:pPr>
       <w:r>
-        <w:t xml:space="preserve">Elim</w:t>
-      </w:r>
-      <w:r>
-        <w:t xml:space="preserve"> </w:t>
-      </w:r>
-      <w:r>
-        <w:t xml:space="preserve">Garak</w:t>
+        <w:t xml:space="preserve">Elim Garak</w:t>
       </w:r>
     </w:p>
     <w:p>
@@ -129,25 +45,7 @@
         <w:pStyle w:val="Date"/>
       </w:pPr>
       <w:r>
-        <w:t xml:space="preserve">Wednesday,</w:t>
-      </w:r>
-      <w:r>
-        <w:t xml:space="preserve"> </w:t>
-      </w:r>
-      <w:r>
-        <w:t xml:space="preserve">August</w:t>
-      </w:r>
-      <w:r>
-        <w:t xml:space="preserve"> </w:t>
-      </w:r>
-      <w:r>
-        <w:t xml:space="preserve">24,</w:t>
-      </w:r>
-      <w:r>
-        <w:t xml:space="preserve"> </w:t>
-      </w:r>
-      <w:r>
-        <w:t xml:space="preserve">2022</w:t>
+        <w:t xml:space="preserve">Sunday, May 10, 2026</w:t>
       </w:r>
     </w:p>
     <w:p>
@@ -163,67 +61,7 @@
         <w:pStyle w:val="Abstract"/>
       </w:pPr>
       <w:r>
-        <w:t xml:space="preserve">Space:</w:t>
-      </w:r>
-      <w:r>
-        <w:t xml:space="preserve"> </w:t>
-      </w:r>
-      <w:r>
-        <w:t xml:space="preserve">the</w:t>
-      </w:r>
-      <w:r>
-        <w:t xml:space="preserve"> </w:t>
-      </w:r>
-      <w:r>
-        <w:t xml:space="preserve">final</w:t>
-      </w:r>
-      <w:r>
-        <w:t xml:space="preserve"> </w:t>
-      </w:r>
-      <w:r>
-        <w:t xml:space="preserve">frontier.</w:t>
-      </w:r>
-      <w:r>
-        <w:t xml:space="preserve"> </w:t>
-      </w:r>
-      <w:r>
-        <w:t xml:space="preserve">These</w:t>
-      </w:r>
-      <w:r>
-        <w:t xml:space="preserve"> </w:t>
-      </w:r>
-      <w:r>
-        <w:t xml:space="preserve">are</w:t>
-      </w:r>
-      <w:r>
-        <w:t xml:space="preserve"> </w:t>
-      </w:r>
-      <w:r>
-        <w:t xml:space="preserve">the</w:t>
-      </w:r>
-      <w:r>
-        <w:t xml:space="preserve"> </w:t>
-      </w:r>
-      <w:r>
-        <w:t xml:space="preserve">voyages</w:t>
-      </w:r>
-      <w:r>
-        <w:t xml:space="preserve"> </w:t>
-      </w:r>
-      <w:r>
-        <w:t xml:space="preserve">of</w:t>
-      </w:r>
-      <w:r>
-        <w:t xml:space="preserve"> </w:t>
-      </w:r>
-      <w:r>
-        <w:t xml:space="preserve">the</w:t>
-      </w:r>
-      <w:r>
-        <w:t xml:space="preserve"> </w:t>
-      </w:r>
-      <w:r>
-        <w:t xml:space="preserve">starship</w:t>
+        <w:t xml:space="preserve">Space: the final frontier. These are the voyages of the starship</w:t>
       </w:r>
       <w:r>
         <w:t xml:space="preserve"> </w:t>
@@ -236,183 +74,41 @@
         <w:t xml:space="preserve">Enterprise</w:t>
       </w:r>
       <w:r>
+        <w:t xml:space="preserve">. Its continuing mission: to explore strange new worlds. To seek out new life and new civilizations. To boldly go where no one has gone before!</w:t>
+      </w:r>
+    </w:p>
+    <w:p>
+      <w:pPr>
+        <w:pStyle w:val="FirstParagraph"/>
+      </w:pPr>
+      <w:r>
+        <w:t xml:space="preserve">We’re acquainted with the wormhole phenomenon, but this… is a remarkable piece of bio-electronic engineering by which I see much of the EM spectrum ranging from heat and infrared through radio waves, et cetera, and forgive me if I’ve said and listened to this a thousand times</w:t>
+      </w:r>
+      <w:r>
+        <w:t xml:space="preserve"> </w:t>
+      </w:r>
+      <w:r>
+        <w:t xml:space="preserve">(Lovelace 1842)</w:t>
+      </w:r>
+      <w:r>
         <w:t xml:space="preserve">.</w:t>
       </w:r>
-      <w:r>
-        <w:t xml:space="preserve"> </w:t>
-      </w:r>
-      <w:r>
-        <w:t xml:space="preserve">Its</w:t>
-      </w:r>
-      <w:r>
-        <w:t xml:space="preserve"> </w:t>
-      </w:r>
-      <w:r>
-        <w:t xml:space="preserve">continuing</w:t>
-      </w:r>
-      <w:r>
-        <w:t xml:space="preserve"> </w:t>
-      </w:r>
-      <w:r>
-        <w:t xml:space="preserve">mission:</w:t>
-      </w:r>
-      <w:r>
-        <w:t xml:space="preserve"> </w:t>
-      </w:r>
-      <w:r>
-        <w:t xml:space="preserve">to</w:t>
-      </w:r>
-      <w:r>
-        <w:t xml:space="preserve"> </w:t>
-      </w:r>
-      <w:r>
-        <w:t xml:space="preserve">explore</w:t>
-      </w:r>
-      <w:r>
-        <w:t xml:space="preserve"> </w:t>
-      </w:r>
-      <w:r>
-        <w:t xml:space="preserve">strange</w:t>
-      </w:r>
-      <w:r>
-        <w:t xml:space="preserve"> </w:t>
-      </w:r>
-      <w:r>
-        <w:t xml:space="preserve">new</w:t>
-      </w:r>
-      <w:r>
-        <w:t xml:space="preserve"> </w:t>
-      </w:r>
-      <w:r>
-        <w:t xml:space="preserve">worlds.</w:t>
-      </w:r>
-      <w:r>
-        <w:t xml:space="preserve"> </w:t>
-      </w:r>
-      <w:r>
-        <w:t xml:space="preserve">To</w:t>
-      </w:r>
-      <w:r>
-        <w:t xml:space="preserve"> </w:t>
-      </w:r>
-      <w:r>
-        <w:t xml:space="preserve">seek</w:t>
-      </w:r>
-      <w:r>
-        <w:t xml:space="preserve"> </w:t>
-      </w:r>
-      <w:r>
-        <w:t xml:space="preserve">out</w:t>
-      </w:r>
-      <w:r>
-        <w:t xml:space="preserve"> </w:t>
-      </w:r>
-      <w:r>
-        <w:t xml:space="preserve">new</w:t>
-      </w:r>
-      <w:r>
-        <w:t xml:space="preserve"> </w:t>
-      </w:r>
-      <w:r>
-        <w:t xml:space="preserve">life</w:t>
-      </w:r>
-      <w:r>
-        <w:t xml:space="preserve"> </w:t>
-      </w:r>
-      <w:r>
-        <w:t xml:space="preserve">and</w:t>
-      </w:r>
-      <w:r>
-        <w:t xml:space="preserve"> </w:t>
-      </w:r>
-      <w:r>
-        <w:t xml:space="preserve">new</w:t>
-      </w:r>
-      <w:r>
-        <w:t xml:space="preserve"> </w:t>
-      </w:r>
-      <w:r>
-        <w:t xml:space="preserve">civilizations.</w:t>
-      </w:r>
-      <w:r>
-        <w:t xml:space="preserve"> </w:t>
-      </w:r>
-      <w:r>
-        <w:t xml:space="preserve">To</w:t>
-      </w:r>
-      <w:r>
-        <w:t xml:space="preserve"> </w:t>
-      </w:r>
-      <w:r>
-        <w:t xml:space="preserve">boldly</w:t>
-      </w:r>
-      <w:r>
-        <w:t xml:space="preserve"> </w:t>
-      </w:r>
-      <w:r>
-        <w:t xml:space="preserve">go</w:t>
-      </w:r>
-      <w:r>
-        <w:t xml:space="preserve"> </w:t>
-      </w:r>
-      <w:r>
-        <w:t xml:space="preserve">where</w:t>
-      </w:r>
-      <w:r>
-        <w:t xml:space="preserve"> </w:t>
-      </w:r>
-      <w:r>
-        <w:t xml:space="preserve">no</w:t>
-      </w:r>
-      <w:r>
-        <w:t xml:space="preserve"> </w:t>
-      </w:r>
-      <w:r>
-        <w:t xml:space="preserve">one</w:t>
-      </w:r>
-      <w:r>
-        <w:t xml:space="preserve"> </w:t>
-      </w:r>
-      <w:r>
-        <w:t xml:space="preserve">has</w:t>
-      </w:r>
-      <w:r>
-        <w:t xml:space="preserve"> </w:t>
-      </w:r>
-      <w:r>
-        <w:t xml:space="preserve">gone</w:t>
-      </w:r>
-      <w:r>
-        <w:t xml:space="preserve"> </w:t>
-      </w:r>
-      <w:r>
-        <w:t xml:space="preserve">before!</w:t>
-      </w:r>
-    </w:p>
-    <w:p>
-      <w:pPr>
-        <w:pStyle w:val="FirstParagraph"/>
-      </w:pPr>
-      <w:r>
-        <w:t xml:space="preserve">We’re acquainted with the wormhole phenomenon, but this… Is a remarkable piece of bio-electronic engineering by which I see much of the EM spectrum ranging from heat and infrared through radio waves, et cetera, and forgive me if I’ve said and listened to this a thousand times</w:t>
-      </w:r>
-      <w:r>
-        <w:t xml:space="preserve"> </w:t>
-      </w:r>
-      <w:r>
-        <w:t xml:space="preserve">(Lovelace 1842)</w:t>
-      </w:r>
-      <w:r>
-        <w:t xml:space="preserve">. This planet’s interior heat provides an abundance of geothermal energy. We need to neutralize the homing signal.</w:t>
-      </w:r>
-    </w:p>
-    <w:bookmarkStart w:id="34" w:name="main-section"/>
+    </w:p>
+    <w:p>
+      <w:pPr>
+        <w:pStyle w:val="BodyText"/>
+      </w:pPr>
+      <w:r>
+        <w:t xml:space="preserve">This planet’s interior heat provides an abundance of geothermal energy. We need to neutralize the homing signal.</w:t>
+      </w:r>
+    </w:p>
+    <w:bookmarkStart w:id="23" w:name="first-level-heading"/>
     <w:p>
       <w:pPr>
         <w:pStyle w:val="Heading1"/>
       </w:pPr>
       <w:r>
-        <w:t xml:space="preserve">Main section</w:t>
+        <w:t xml:space="preserve">First-level heading</w:t>
       </w:r>
     </w:p>
     <w:p>
@@ -510,74 +206,151 @@
         <w:pStyle w:val="FirstParagraph"/>
       </w:pPr>
       <w:r>
-        <w:t xml:space="preserve">Any device like that would produce high levels of triolic waves. These walls have undergone some kind of selective molecular polarization. I haven’t determined if our phaser energy can generate a stable field. We could alter the photons with phase discriminators.</w:t>
+        <w:t xml:space="preserve">Any device like that would produce high levels of triolic waves. These walls have undergone some kind of selective molecular polarization. I haven’t determined if our phaser energy can generate a stable field. We could alter the photons with phase discriminators, or with</w:t>
+      </w:r>
+      <w:r>
+        <w:t xml:space="preserve"> </w:t>
+      </w:r>
+      <w:hyperlink r:id="rId9">
+        <w:r>
+          <w:rPr>
+            <w:rStyle w:val="Hyperlink"/>
+          </w:rPr>
+          <w:t xml:space="preserve">Fermat’s last theorem</w:t>
+        </w:r>
+      </w:hyperlink>
+      <w:r>
+        <w:t xml:space="preserve"> </w:t>
+      </w:r>
+      <w:r>
+        <w:t xml:space="preserve">(see</w:t>
+      </w:r>
+      <w:r>
+        <w:t xml:space="preserve"> </w:t>
+      </w:r>
+      <w:hyperlink w:anchor="eq-fermats-last-theorem">
+        <w:r>
+          <w:rPr>
+            <w:rStyle w:val="Hyperlink"/>
+          </w:rPr>
+          <w:t xml:space="preserve">Equation 1</w:t>
+        </w:r>
+      </w:hyperlink>
+      <w:r>
+        <w:t xml:space="preserve">).</w:t>
       </w:r>
     </w:p>
     <w:p>
       <w:pPr>
         <w:pStyle w:val="BodyText"/>
       </w:pPr>
+      <w:bookmarkStart w:id="10" w:name="eq-fermats-last-theorem"/>
       <m:oMathPara>
         <m:oMathParaPr>
           <m:jc m:val="center"/>
         </m:oMathParaPr>
         <m:oMath>
-          <m:r>
-            <m:t>y</m:t>
-          </m:r>
-          <m:r>
-            <m:rPr>
-              <m:sty m:val="p"/>
-            </m:rPr>
-            <m:t>=</m:t>
-          </m:r>
-          <m:r>
-            <m:rPr>
-              <m:nor/>
-              <m:sty m:val="p"/>
-            </m:rPr>
-            <m:t>Something</m:t>
-          </m:r>
+          <m:sSup>
+            <m:e>
+              <m:r>
+                <m:t>x</m:t>
+              </m:r>
+            </m:e>
+            <m:sup>
+              <m:r>
+                <m:t>n</m:t>
+              </m:r>
+            </m:sup>
+          </m:sSup>
           <m:r>
             <m:rPr>
               <m:sty m:val="p"/>
             </m:rPr>
             <m:t>+</m:t>
           </m:r>
-          <m:sSub>
+          <m:sSup>
             <m:e>
               <m:r>
-                <m:t>β</m:t>
+                <m:t>y</m:t>
               </m:r>
             </m:e>
-            <m:sub>
+            <m:sup>
               <m:r>
-                <m:t>1</m:t>
+                <m:t>n</m:t>
               </m:r>
-            </m:sub>
-          </m:sSub>
-          <m:sSub>
+            </m:sup>
+          </m:sSup>
+          <m:r>
+            <m:rPr>
+              <m:sty m:val="p"/>
+            </m:rPr>
+            <m:t>≠</m:t>
+          </m:r>
+          <m:sSup>
             <m:e>
               <m:r>
-                <m:t>x</m:t>
+                <m:t>z</m:t>
               </m:r>
             </m:e>
-            <m:sub>
+            <m:sup>
               <m:r>
-                <m:t>1</m:t>
+                <m:t>n</m:t>
               </m:r>
-            </m:sub>
-          </m:sSub>
+            </m:sup>
+          </m:sSup>
+          <m:r>
+            <m:t> </m:t>
+          </m:r>
+          <m:r>
+            <m:rPr>
+              <m:sty m:val="p"/>
+            </m:rPr>
+            <m:t>∀</m:t>
+          </m:r>
+          <m:r>
+            <m:t> </m:t>
+          </m:r>
+          <m:r>
+            <m:t>n</m:t>
+          </m:r>
+          <m:r>
+            <m:rPr>
+              <m:sty m:val="p"/>
+            </m:rPr>
+            <m:t>&gt;</m:t>
+          </m:r>
+          <m:r>
+            <m:t>2</m:t>
+          </m:r>
+          <m:r>
+            <m:t>  </m:t>
+          </m:r>
+          <m:r>
+            <m:rPr>
+              <m:sty m:val="p"/>
+            </m:rPr>
+            <m:t>(</m:t>
+          </m:r>
+          <m:r>
+            <m:t>1</m:t>
+          </m:r>
+          <m:r>
+            <m:rPr>
+              <m:sty m:val="p"/>
+            </m:rPr>
+            <m:t>)</m:t>
+          </m:r>
         </m:oMath>
       </m:oMathPara>
-    </w:p>
-    <w:bookmarkStart w:id="24" w:name="subsection"/>
+      <w:bookmarkEnd w:id="10"/>
+    </w:p>
+    <w:bookmarkStart w:id="15" w:name="second-level-heading"/>
     <w:p>
       <w:pPr>
         <w:pStyle w:val="Heading2"/>
       </w:pPr>
       <w:r>
-        <w:t xml:space="preserve">Subsection</w:t>
+        <w:t xml:space="preserve">Second-level heading</w:t>
       </w:r>
     </w:p>
     <w:p>
@@ -621,17 +394,24 @@
     </w:p>
     <w:p>
       <w:pPr>
-        <w:pStyle w:val="BodyText"/>
-      </w:pPr>
-      <w:r>
-        <w:t xml:space="preserve">Assemble a team. Look at records of the Drema quadrant. Would these scans detect artificial transmissions as well as natural signals?</w:t>
+        <w:pStyle w:val="BlockText"/>
+      </w:pPr>
+      <w:r>
+        <w:t xml:space="preserve">Now what are the possibilities of warp drive? Cmdr Riker’s nervous system has been invaded by an unknown microorganism. The organisms fuse to the nerve, intertwining at the molecular level. That’s why the transporter’s biofilters couldn’t extract it.</w:t>
+      </w:r>
+    </w:p>
+    <w:p>
+      <w:pPr>
+        <w:pStyle w:val="FirstParagraph"/>
+      </w:pPr>
+      <w:r>
+        <w:t xml:space="preserve">The vertex waves show a K-complex corresponding to an REM state. The engineering section’s critical. Assemble a team. Look at records of the Drema quadrant. Would these scans detect artificial transmissions as well as natural signals?</w:t>
       </w:r>
     </w:p>
     <w:tbl>
       <w:tblPr>
         <w:tblStyle w:val="Table"/>
         <w:tblW w:type="pct" w:w="5000"/>
-        <w:jc w:val="left"/>
         <w:tblLayout w:type="fixed"/>
         <w:tblLook w:firstRow="0" w:lastRow="0" w:firstColumn="0" w:lastColumn="0" w:noHBand="0" w:noVBand="0" w:val="0000"/>
       </w:tblPr>
@@ -641,7 +421,7 @@
       <w:tr>
         <w:tc>
           <w:tcPr/>
-          <w:bookmarkStart w:id="23" w:name="fig-n-lights"/>
+          <w:bookmarkStart w:id="14" w:name="fig-n-lights"/>
           <w:p>
             <w:pPr>
               <w:pStyle w:val="Compact"/>
@@ -652,18 +432,18 @@
                 <wp:inline>
                   <wp:extent cx="4587290" cy="917458"/>
                   <wp:effectExtent b="0" l="0" r="0" t="0"/>
-                  <wp:docPr descr="" title="" id="21" name="Picture"/>
+                  <wp:docPr descr="" title="" id="12" name="Picture"/>
                   <a:graphic>
                     <a:graphicData uri="http://schemas.openxmlformats.org/drawingml/2006/picture">
                       <pic:pic>
                         <pic:nvPicPr>
-                          <pic:cNvPr descr="hikmah-testing-default_files/figure-docx/fig-n-lights-1.png" id="22" name="Picture"/>
+                          <pic:cNvPr descr="hikmah-testing-default_files/figure-docx/fig-n-lights-1.png" id="13" name="Picture"/>
                           <pic:cNvPicPr>
                             <a:picLocks noChangeArrowheads="1" noChangeAspect="1"/>
                           </pic:cNvPicPr>
                         </pic:nvPicPr>
                         <pic:blipFill>
-                          <a:blip r:embed="rId20"/>
+                          <a:blip r:embed="rId11"/>
                           <a:stretch>
                             <a:fillRect/>
                           </a:stretch>
@@ -695,7 +475,7 @@
               <w:jc w:val="center"/>
             </w:pPr>
             <w:pPr>
-              <w:jc w:val="start"/>
+              <w:jc w:val="left"/>
               <w:spacing w:before="200"/>
               <w:pStyle w:val="ImageCaption"/>
             </w:pPr>
@@ -703,18 +483,18 @@
               <w:t xml:space="preserve">Figure 1: There are four lights</w:t>
             </w:r>
           </w:p>
-          <w:bookmarkEnd w:id="23"/>
+          <w:bookmarkEnd w:id="14"/>
         </w:tc>
       </w:tr>
     </w:tbl>
-    <w:bookmarkEnd w:id="24"/>
-    <w:bookmarkStart w:id="33" w:name="other-heading"/>
+    <w:bookmarkEnd w:id="15"/>
+    <w:bookmarkStart w:id="22" w:name="another-second-level-heading"/>
     <w:p>
       <w:pPr>
         <w:pStyle w:val="Heading2"/>
       </w:pPr>
       <w:r>
-        <w:t xml:space="preserve">Other heading</w:t>
+        <w:t xml:space="preserve">Another second-level heading</w:t>
       </w:r>
     </w:p>
     <w:p>
@@ -722,16 +502,16 @@
         <w:pStyle w:val="FirstParagraph"/>
       </w:pPr>
       <w:r>
-        <w:t xml:space="preserve">Sed ut perspiciatis unde omnis iste natus error sit voluptatem accusantium doloremque laudantium, totam rem aperiam, eaque ipsa quae ab illo</w:t>
-      </w:r>
-    </w:p>
-    <w:bookmarkStart w:id="32" w:name="third"/>
+        <w:t xml:space="preserve">Destruction is imminent. Their robes contain ultritium, highly explosive, virtually undetectable by your transporter.</w:t>
+      </w:r>
+    </w:p>
+    <w:bookmarkStart w:id="21" w:name="a-third-level-heading-now"/>
     <w:p>
       <w:pPr>
         <w:pStyle w:val="Heading3"/>
       </w:pPr>
       <w:r>
-        <w:t xml:space="preserve">Third</w:t>
+        <w:t xml:space="preserve">A third-level heading now</w:t>
       </w:r>
     </w:p>
     <w:p>
@@ -739,42 +519,316 @@
         <w:pStyle w:val="FirstParagraph"/>
       </w:pPr>
       <w:r>
-        <w:t xml:space="preserve">inventore veritatis</w:t>
+        <w:t xml:space="preserve">Sensors indicate human life</w:t>
       </w:r>
       <w:r>
         <w:rPr>
           <w:rStyle w:val="FootnoteReference"/>
         </w:rPr>
-        <w:footnoteReference w:id="25"/>
+        <w:footnoteReference w:id="16"/>
       </w:r>
       <w:r>
         <w:t xml:space="preserve"> </w:t>
       </w:r>
       <w:r>
-        <w:t xml:space="preserve">et quasi architecto beatae vitae dicta sunt explicabo. Nemo enim ipsam voluptatem quia voluptas sit aspernatur aut odit aut fugit, sed quia consequuntur magni dolores eos qui ratione voluptatem sequi nesciunt. Neque porro quisquam est,</w:t>
+        <w:t xml:space="preserve">forms 30 meters below the planet’s surface. Stellar flares are increasing in magnitude and frequency. Set course for Rhomboid Dronegar 006, warp seven. There’s no evidence of an advanced communication network. Total guidance system failure, with less than 24 hours’ reserve power.</w:t>
       </w:r>
       <w:r>
         <w:rPr>
           <w:rStyle w:val="FootnoteReference"/>
         </w:rPr>
-        <w:footnoteReference w:id="26"/>
-      </w:r>
-    </w:p>
+        <w:footnoteReference w:id="17"/>
+      </w:r>
+    </w:p>
+    <w:tbl>
+      <w:tblPr>
+        <w:tblStyle w:val="Table"/>
+        <w:tblW w:type="pct" w:w="5000"/>
+        <w:tblLayout w:type="fixed"/>
+        <w:tblLook w:firstRow="0" w:lastRow="0" w:firstColumn="0" w:lastColumn="0" w:noHBand="0" w:noVBand="0" w:val="0000"/>
+      </w:tblPr>
+      <w:tblGrid>
+        <w:gridCol w:w="7920"/>
+      </w:tblGrid>
+      <w:tr>
+        <w:tc>
+          <w:tcPr/>
+          <w:bookmarkStart w:id="18" w:name="tbl-testing"/>
+          <w:p>
+            <w:pPr>
+              <w:jc w:val="center"/>
+            </w:pPr>
+            <w:pPr>
+              <w:jc w:val="left"/>
+              <w:spacing w:before="200"/>
+              <w:pStyle w:val="ImageCaption"/>
+            </w:pPr>
+            <w:r>
+              <w:t xml:space="preserve">Table 1: A table</w:t>
+            </w:r>
+          </w:p>
+          <w:tbl>
+            <w:tblPr>
+              <w:tblStyle w:val="Table"/>
+              <w:tblW w:type="auto" w:w="0"/>
+              <w:tblLook w:firstRow="1" w:lastRow="0" w:firstColumn="0" w:lastColumn="0" w:noHBand="0" w:noVBand="0" w:val="0020"/>
+            </w:tblPr>
+            <w:tblGrid>
+              <w:gridCol w:w="1980"/>
+              <w:gridCol w:w="1980"/>
+              <w:gridCol w:w="1980"/>
+              <w:gridCol w:w="1980"/>
+            </w:tblGrid>
+            <w:tr>
+              <w:trPr>
+                <w:tblHeader w:val="on"/>
+              </w:trPr>
+              <w:tc>
+                <w:tcPr/>
+                <w:p>
+                  <w:pPr>
+                    <w:pStyle w:val="Compact"/>
+                    <w:jc w:val="center"/>
+                  </w:pPr>
+                  <w:r>
+                    <w:t xml:space="preserve">Default</w:t>
+                  </w:r>
+                </w:p>
+              </w:tc>
+              <w:tc>
+                <w:tcPr/>
+                <w:p>
+                  <w:pPr>
+                    <w:pStyle w:val="Compact"/>
+                    <w:jc w:val="left"/>
+                    <w:jc w:val="center"/>
+                  </w:pPr>
+                  <w:r>
+                    <w:t xml:space="preserve">Left</w:t>
+                  </w:r>
+                </w:p>
+              </w:tc>
+              <w:tc>
+                <w:tcPr/>
+                <w:p>
+                  <w:pPr>
+                    <w:pStyle w:val="Compact"/>
+                    <w:jc w:val="right"/>
+                    <w:jc w:val="center"/>
+                  </w:pPr>
+                  <w:r>
+                    <w:t xml:space="preserve">Right</w:t>
+                  </w:r>
+                </w:p>
+              </w:tc>
+              <w:tc>
+                <w:tcPr/>
+                <w:p>
+                  <w:pPr>
+                    <w:pStyle w:val="Compact"/>
+                    <w:jc w:val="center"/>
+                    <w:jc w:val="center"/>
+                  </w:pPr>
+                  <w:r>
+                    <w:t xml:space="preserve">Center</w:t>
+                  </w:r>
+                </w:p>
+              </w:tc>
+            </w:tr>
+            <w:tr>
+              <w:tc>
+                <w:tcPr/>
+                <w:p>
+                  <w:pPr>
+                    <w:pStyle w:val="Compact"/>
+                    <w:jc w:val="center"/>
+                  </w:pPr>
+                  <w:r>
+                    <w:t xml:space="preserve">12</w:t>
+                  </w:r>
+                </w:p>
+              </w:tc>
+              <w:tc>
+                <w:tcPr/>
+                <w:p>
+                  <w:pPr>
+                    <w:pStyle w:val="Compact"/>
+                    <w:jc w:val="left"/>
+                    <w:jc w:val="center"/>
+                  </w:pPr>
+                  <w:r>
+                    <w:t xml:space="preserve">12</w:t>
+                  </w:r>
+                </w:p>
+              </w:tc>
+              <w:tc>
+                <w:tcPr/>
+                <w:p>
+                  <w:pPr>
+                    <w:pStyle w:val="Compact"/>
+                    <w:jc w:val="right"/>
+                    <w:jc w:val="center"/>
+                  </w:pPr>
+                  <w:r>
+                    <w:t xml:space="preserve">12</w:t>
+                  </w:r>
+                </w:p>
+              </w:tc>
+              <w:tc>
+                <w:tcPr/>
+                <w:p>
+                  <w:pPr>
+                    <w:pStyle w:val="Compact"/>
+                    <w:jc w:val="center"/>
+                    <w:jc w:val="center"/>
+                  </w:pPr>
+                  <w:r>
+                    <w:t xml:space="preserve">12</w:t>
+                  </w:r>
+                </w:p>
+              </w:tc>
+            </w:tr>
+            <w:tr>
+              <w:tc>
+                <w:tcPr/>
+                <w:p>
+                  <w:pPr>
+                    <w:pStyle w:val="Compact"/>
+                    <w:jc w:val="center"/>
+                  </w:pPr>
+                  <w:r>
+                    <w:t xml:space="preserve">123</w:t>
+                  </w:r>
+                </w:p>
+              </w:tc>
+              <w:tc>
+                <w:tcPr/>
+                <w:p>
+                  <w:pPr>
+                    <w:pStyle w:val="Compact"/>
+                    <w:jc w:val="left"/>
+                    <w:jc w:val="center"/>
+                  </w:pPr>
+                  <w:r>
+                    <w:t xml:space="preserve">123</w:t>
+                  </w:r>
+                </w:p>
+              </w:tc>
+              <w:tc>
+                <w:tcPr/>
+                <w:p>
+                  <w:pPr>
+                    <w:pStyle w:val="Compact"/>
+                    <w:jc w:val="right"/>
+                    <w:jc w:val="center"/>
+                  </w:pPr>
+                  <w:r>
+                    <w:t xml:space="preserve">123</w:t>
+                  </w:r>
+                </w:p>
+              </w:tc>
+              <w:tc>
+                <w:tcPr/>
+                <w:p>
+                  <w:pPr>
+                    <w:pStyle w:val="Compact"/>
+                    <w:jc w:val="center"/>
+                    <w:jc w:val="center"/>
+                  </w:pPr>
+                  <w:r>
+                    <w:t xml:space="preserve">123</w:t>
+                  </w:r>
+                </w:p>
+              </w:tc>
+            </w:tr>
+            <w:tr>
+              <w:tc>
+                <w:tcPr/>
+                <w:p>
+                  <w:pPr>
+                    <w:pStyle w:val="Compact"/>
+                    <w:jc w:val="center"/>
+                  </w:pPr>
+                  <w:r>
+                    <w:t xml:space="preserve">1</w:t>
+                  </w:r>
+                </w:p>
+              </w:tc>
+              <w:tc>
+                <w:tcPr/>
+                <w:p>
+                  <w:pPr>
+                    <w:pStyle w:val="Compact"/>
+                    <w:jc w:val="left"/>
+                    <w:jc w:val="center"/>
+                  </w:pPr>
+                  <w:r>
+                    <w:t xml:space="preserve">1</w:t>
+                  </w:r>
+                </w:p>
+              </w:tc>
+              <w:tc>
+                <w:tcPr/>
+                <w:p>
+                  <w:pPr>
+                    <w:pStyle w:val="Compact"/>
+                    <w:jc w:val="right"/>
+                    <w:jc w:val="center"/>
+                  </w:pPr>
+                  <w:r>
+                    <w:t xml:space="preserve">1</w:t>
+                  </w:r>
+                </w:p>
+              </w:tc>
+              <w:tc>
+                <w:tcPr/>
+                <w:p>
+                  <w:pPr>
+                    <w:pStyle w:val="Compact"/>
+                    <w:jc w:val="center"/>
+                    <w:jc w:val="center"/>
+                  </w:pPr>
+                  <w:r>
+                    <w:t xml:space="preserve">1</w:t>
+                  </w:r>
+                </w:p>
+              </w:tc>
+            </w:tr>
+          </w:tbl>
+          <w:bookmarkEnd w:id="18"/>
+          <w:p/>
+        </w:tc>
+      </w:tr>
+    </w:tbl>
     <w:p>
       <w:pPr>
         <w:pStyle w:val="BodyText"/>
       </w:pPr>
       <w:r>
-        <w:t xml:space="preserve">qui dolorem ipsum quia dolor sit amet, consectetur, adipisci velit, sed quia non numquam eius modi tempora incidunt ut labore et dolore magnam aliquam quaerat voluptatem.</w:t>
-      </w:r>
-    </w:p>
-    <w:bookmarkStart w:id="31" w:name="a-4th-level-heading"/>
+        <w:t xml:space="preserve">Shield effectiveness (see</w:t>
+      </w:r>
+      <w:r>
+        <w:t xml:space="preserve"> </w:t>
+      </w:r>
+      <w:hyperlink w:anchor="tbl-testing">
+        <w:r>
+          <w:rPr>
+            <w:rStyle w:val="Hyperlink"/>
+          </w:rPr>
+          <w:t xml:space="preserve">Table 1</w:t>
+        </w:r>
+      </w:hyperlink>
+      <w:r>
+        <w:t xml:space="preserve">) has been reduced 12 percent. We have covered the area in a spherical pattern which a ship without warp drive could cross in the given time.</w:t>
+      </w:r>
+    </w:p>
+    <w:bookmarkStart w:id="19" w:name="a-fourth-level-heading"/>
     <w:p>
       <w:pPr>
         <w:pStyle w:val="Heading4"/>
       </w:pPr>
       <w:r>
-        <w:t xml:space="preserve">A 4th level heading</w:t>
+        <w:t xml:space="preserve">A fourth(!) level heading</w:t>
       </w:r>
     </w:p>
     <w:p>
@@ -782,15 +836,68 @@
         <w:pStyle w:val="FirstParagraph"/>
       </w:pPr>
       <w:r>
-        <w:t xml:space="preserve">qui dolorem ipsum quia dolor sit amet, consectetur, adipisci velit, sed quia non numquam eius modi tempora incidunt ut labore et dolore magnam aliquam quaerat voluptatem.</w:t>
-      </w:r>
-    </w:p>
-    <w:p>
-      <w:pPr>
-        <w:pStyle w:val="BodyText"/>
-      </w:pPr>
-      <w:r>
-        <w:t xml:space="preserve">nisi ut aliquid ex ea commodi consequatur? Quis autem vel eum iure reprehenderit qui in ea voluptate velit esse quam nihil molestiae consequatur, vel illum qui dolorem eum fugiat quo voluptas nulla pariatur?</w:t>
+        <w:t xml:space="preserve">You saw something as tasty as meat, but inorganically materialized out of patterns used by our transporters.</w:t>
+      </w:r>
+    </w:p>
+    <w:bookmarkEnd w:id="19"/>
+    <w:bookmarkStart w:id="20" w:name="and-another-one"/>
+    <w:p>
+      <w:pPr>
+        <w:pStyle w:val="Heading4"/>
+      </w:pPr>
+      <w:r>
+        <w:t xml:space="preserve">And another one</w:t>
+      </w:r>
+    </w:p>
+    <w:p>
+      <w:pPr>
+        <w:pStyle w:val="FirstParagraph"/>
+      </w:pPr>
+      <w:r>
+        <w:t xml:space="preserve">Captain, the most elementary and valuable statement in science, the beginning of wisdom, is</w:t>
+      </w:r>
+      <w:r>
+        <w:t xml:space="preserve"> </w:t>
+      </w:r>
+      <w:r>
+        <w:t xml:space="preserve">‘I do not know.’</w:t>
+      </w:r>
+      <w:r>
+        <w:t xml:space="preserve"> </w:t>
+      </w:r>
+      <w:r>
+        <w:t xml:space="preserve">All transporters off.</w:t>
+      </w:r>
+    </w:p>
+    <w:bookmarkEnd w:id="20"/>
+    <w:bookmarkEnd w:id="21"/>
+    <w:bookmarkEnd w:id="22"/>
+    <w:bookmarkEnd w:id="23"/>
+    <w:bookmarkStart w:id="46" w:name="testing-specific-formatting-things"/>
+    <w:p>
+      <w:pPr>
+        <w:pStyle w:val="Heading1"/>
+      </w:pPr>
+      <w:r>
+        <w:t xml:space="preserve">Testing specific formatting things</w:t>
+      </w:r>
+    </w:p>
+    <w:bookmarkStart w:id="29" w:name="lists"/>
+    <w:p>
+      <w:pPr>
+        <w:pStyle w:val="Heading2"/>
+      </w:pPr>
+      <w:r>
+        <w:t xml:space="preserve">Lists</w:t>
+      </w:r>
+    </w:p>
+    <w:bookmarkStart w:id="24" w:name="regular-compact-unordered-list"/>
+    <w:p>
+      <w:pPr>
+        <w:pStyle w:val="Heading3"/>
+      </w:pPr>
+      <w:r>
+        <w:t xml:space="preserve">Regular compact unordered list</w:t>
       </w:r>
     </w:p>
     <w:p>
@@ -802,7 +909,19 @@
         </w:numPr>
       </w:pPr>
       <w:r>
-        <w:t xml:space="preserve">At vero eos et accusamus et iusto</w:t>
+        <w:t xml:space="preserve">Captain Benjamin Sisko</w:t>
+      </w:r>
+    </w:p>
+    <w:p>
+      <w:pPr>
+        <w:pStyle w:val="Compact"/>
+        <w:numPr>
+          <w:ilvl w:val="1"/>
+          <w:numId w:val="1002"/>
+        </w:numPr>
+      </w:pPr>
+      <w:r>
+        <w:t xml:space="preserve">Initially a commander</w:t>
       </w:r>
     </w:p>
     <w:p>
@@ -814,7 +933,7 @@
         </w:numPr>
       </w:pPr>
       <w:r>
-        <w:t xml:space="preserve">odio dignissimos ducimus qui blanditiis praesentium voluptatum deleniti atque corrupti quos dolores et quas molestias excepturi sint occaecati cupiditate non provident,</w:t>
+        <w:t xml:space="preserve">Colonel Kira Nerys</w:t>
       </w:r>
     </w:p>
     <w:p>
@@ -826,7 +945,7 @@
         </w:numPr>
       </w:pPr>
       <w:r>
-        <w:t xml:space="preserve">similique sunt in culpa qui officia deserunt mollitia animi, id est laborum et dolorum fuga.</w:t>
+        <w:t xml:space="preserve">Lieutenant Commander Jadzia Dax</w:t>
       </w:r>
     </w:p>
     <w:p>
@@ -838,15 +957,107 @@
         </w:numPr>
       </w:pPr>
       <w:r>
-        <w:t xml:space="preserve">Et harum quidem rerum facilis est et expedita distinctio. Nam libero tempore, cum soluta nobis est eligendi optio cumque nihil impedit quo minus id quod maxime placeat facere possimus, omnis voluptas assumenda est,</w:t>
-      </w:r>
-    </w:p>
-    <w:p>
-      <w:pPr>
-        <w:pStyle w:val="FirstParagraph"/>
-      </w:pPr>
-      <w:r>
-        <w:t xml:space="preserve">omnis dolor repellendus.</w:t>
+        <w:t xml:space="preserve">Lieutenant Commander Worf</w:t>
+      </w:r>
+    </w:p>
+    <w:bookmarkEnd w:id="24"/>
+    <w:bookmarkStart w:id="25" w:name="loose-unordered-list"/>
+    <w:p>
+      <w:pPr>
+        <w:pStyle w:val="Heading3"/>
+      </w:pPr>
+      <w:r>
+        <w:t xml:space="preserve">Loose unordered list</w:t>
+      </w:r>
+    </w:p>
+    <w:p>
+      <w:pPr>
+        <w:numPr>
+          <w:ilvl w:val="0"/>
+          <w:numId w:val="1003"/>
+        </w:numPr>
+      </w:pPr>
+      <w:r>
+        <w:t xml:space="preserve">Unidentified vessel travelling at sub warp speed, bearing 235.7. Fluctuations in energy readings from it, Captain.</w:t>
+      </w:r>
+    </w:p>
+    <w:p>
+      <w:pPr>
+        <w:numPr>
+          <w:ilvl w:val="0"/>
+          <w:numId w:val="1000"/>
+        </w:numPr>
+      </w:pPr>
+      <w:r>
+        <w:t xml:space="preserve">Deflector power at maximum. Energy discharge in six seconds.</w:t>
+      </w:r>
+    </w:p>
+    <w:p>
+      <w:pPr>
+        <w:numPr>
+          <w:ilvl w:val="0"/>
+          <w:numId w:val="1003"/>
+        </w:numPr>
+      </w:pPr>
+      <w:r>
+        <w:t xml:space="preserve">All transporters off.</w:t>
+      </w:r>
+    </w:p>
+    <w:p>
+      <w:pPr>
+        <w:numPr>
+          <w:ilvl w:val="0"/>
+          <w:numId w:val="1003"/>
+        </w:numPr>
+      </w:pPr>
+      <w:r>
+        <w:t xml:space="preserve">The dark colourings of the scrapes are the leavings of natural rubber,</w:t>
+      </w:r>
+    </w:p>
+    <w:p>
+      <w:pPr>
+        <w:pStyle w:val="Compact"/>
+        <w:numPr>
+          <w:ilvl w:val="1"/>
+          <w:numId w:val="1004"/>
+        </w:numPr>
+      </w:pPr>
+      <w:r>
+        <w:t xml:space="preserve">a type of non-conductive sole used by researchers</w:t>
+      </w:r>
+    </w:p>
+    <w:p>
+      <w:pPr>
+        <w:pStyle w:val="Compact"/>
+        <w:numPr>
+          <w:ilvl w:val="2"/>
+          <w:numId w:val="1005"/>
+        </w:numPr>
+      </w:pPr>
+      <w:r>
+        <w:t xml:space="preserve">experimenting with electricity.</w:t>
+      </w:r>
+    </w:p>
+    <w:p>
+      <w:pPr>
+        <w:pStyle w:val="Compact"/>
+        <w:numPr>
+          <w:ilvl w:val="1"/>
+          <w:numId w:val="1004"/>
+        </w:numPr>
+      </w:pPr>
+      <w:r>
+        <w:t xml:space="preserve">The molecules must have been partly de-phased by the anyon beam.</w:t>
+      </w:r>
+    </w:p>
+    <w:bookmarkEnd w:id="25"/>
+    <w:bookmarkStart w:id="26" w:name="regular-compact-ordered-list"/>
+    <w:p>
+      <w:pPr>
+        <w:pStyle w:val="Heading3"/>
+      </w:pPr>
+      <w:r>
+        <w:t xml:space="preserve">Regular compact ordered list</w:t>
       </w:r>
     </w:p>
     <w:p>
@@ -854,11 +1065,11 @@
         <w:pStyle w:val="Compact"/>
         <w:numPr>
           <w:ilvl w:val="0"/>
-          <w:numId w:val="1002"/>
+          <w:numId w:val="1006"/>
         </w:numPr>
       </w:pPr>
       <w:r>
-        <w:t xml:space="preserve">Temporibus autem quibusdam et aut officiis debitis aut rerum necessitatibus saepe eveniet ut et voluptates repudiandae</w:t>
+        <w:t xml:space="preserve">Lieutenant Julian Bashir</w:t>
       </w:r>
     </w:p>
     <w:p>
@@ -866,11 +1077,11 @@
         <w:pStyle w:val="Compact"/>
         <w:numPr>
           <w:ilvl w:val="0"/>
-          <w:numId w:val="1002"/>
+          <w:numId w:val="1006"/>
         </w:numPr>
       </w:pPr>
       <w:r>
-        <w:t xml:space="preserve">sint et molestiae non recusandae. Itaque earum rerum hic tenetur a sapiente delectus,</w:t>
+        <w:t xml:space="preserve">Lieutenant junior grade Nog</w:t>
       </w:r>
     </w:p>
     <w:p>
@@ -878,15 +1089,794 @@
         <w:pStyle w:val="Compact"/>
         <w:numPr>
           <w:ilvl w:val="0"/>
-          <w:numId w:val="1002"/>
+          <w:numId w:val="1006"/>
         </w:numPr>
       </w:pPr>
       <w:r>
-        <w:t xml:space="preserve">ut aut reiciendis voluptatibus maiores alias consequatur aut perferendis doloribus asperiores repellat.</w:t>
-      </w:r>
-    </w:p>
-    <w:bookmarkStart w:id="30" w:name="refs"/>
-    <w:bookmarkStart w:id="27" w:name="ref-Keynes:1937"/>
+        <w:t xml:space="preserve">Senior Chief Petty Officer Miles O’Brien</w:t>
+      </w:r>
+    </w:p>
+    <w:p>
+      <w:pPr>
+        <w:pStyle w:val="Compact"/>
+        <w:numPr>
+          <w:ilvl w:val="0"/>
+          <w:numId w:val="1006"/>
+        </w:numPr>
+      </w:pPr>
+      <w:r>
+        <w:t xml:space="preserve">Constable Odo</w:t>
+      </w:r>
+    </w:p>
+    <w:bookmarkEnd w:id="26"/>
+    <w:bookmarkStart w:id="27" w:name="loose-ordered-list"/>
+    <w:p>
+      <w:pPr>
+        <w:pStyle w:val="Heading3"/>
+      </w:pPr>
+      <w:r>
+        <w:t xml:space="preserve">Loose ordered list</w:t>
+      </w:r>
+    </w:p>
+    <w:p>
+      <w:pPr>
+        <w:numPr>
+          <w:ilvl w:val="0"/>
+          <w:numId w:val="1007"/>
+        </w:numPr>
+      </w:pPr>
+      <w:r>
+        <w:t xml:space="preserve">Unidentified vessel travelling at sub warp speed, bearing 235.7. Fluctuations in energy readings from it, Captain.</w:t>
+      </w:r>
+    </w:p>
+    <w:p>
+      <w:pPr>
+        <w:numPr>
+          <w:ilvl w:val="0"/>
+          <w:numId w:val="1007"/>
+        </w:numPr>
+      </w:pPr>
+      <w:r>
+        <w:t xml:space="preserve">All transporters off.</w:t>
+      </w:r>
+    </w:p>
+    <w:p>
+      <w:pPr>
+        <w:numPr>
+          <w:ilvl w:val="0"/>
+          <w:numId w:val="1007"/>
+        </w:numPr>
+      </w:pPr>
+      <w:r>
+        <w:t xml:space="preserve">The dark colourings of the scrapes are the leavings of natural rubber,</w:t>
+      </w:r>
+    </w:p>
+    <w:p>
+      <w:pPr>
+        <w:pStyle w:val="Compact"/>
+        <w:numPr>
+          <w:ilvl w:val="1"/>
+          <w:numId w:val="1008"/>
+        </w:numPr>
+      </w:pPr>
+      <w:r>
+        <w:t xml:space="preserve">a type of non-conductive sole used by researchers experimenting with electricity.</w:t>
+      </w:r>
+    </w:p>
+    <w:p>
+      <w:pPr>
+        <w:pStyle w:val="Compact"/>
+        <w:numPr>
+          <w:ilvl w:val="1"/>
+          <w:numId w:val="1008"/>
+        </w:numPr>
+      </w:pPr>
+      <w:r>
+        <w:t xml:space="preserve">The molecules must have been partly de-phased by the anyon beam.</w:t>
+      </w:r>
+    </w:p>
+    <w:bookmarkEnd w:id="27"/>
+    <w:bookmarkStart w:id="28" w:name="definition-lists"/>
+    <w:p>
+      <w:pPr>
+        <w:pStyle w:val="Heading3"/>
+      </w:pPr>
+      <w:r>
+        <w:t xml:space="preserve">Definition lists</w:t>
+      </w:r>
+    </w:p>
+    <w:p>
+      <w:pPr>
+        <w:pStyle w:val="DefinitionTerm"/>
+      </w:pPr>
+      <w:r>
+        <w:t xml:space="preserve">United Federation of Planets</w:t>
+      </w:r>
+    </w:p>
+    <w:p>
+      <w:pPr>
+        <w:pStyle w:val="Definition"/>
+      </w:pPr>
+      <w:r>
+        <w:t xml:space="preserve">The United Federation of Planets was a supranational interstellar union of multiple planetary constituent political entities operating semi-autonomously under a single central government founded on the principles of liberty, equality, peace, justice, and progress, with the purpose of furthering the universal rights and suffrage of all sentient life.</w:t>
+      </w:r>
+    </w:p>
+    <w:p>
+      <w:pPr>
+        <w:pStyle w:val="DefinitionTerm"/>
+      </w:pPr>
+      <w:r>
+        <w:t xml:space="preserve">The Klingon Empire</w:t>
+      </w:r>
+    </w:p>
+    <w:p>
+      <w:pPr>
+        <w:pStyle w:val="Definition"/>
+      </w:pPr>
+      <w:r>
+        <w:t xml:space="preserve">The Klingon Empire was the official state of the Klingon people.</w:t>
+      </w:r>
+    </w:p>
+    <w:p>
+      <w:pPr>
+        <w:pStyle w:val="DefinitionTerm"/>
+      </w:pPr>
+      <w:r>
+        <w:t xml:space="preserve">The Romulan Star Empire</w:t>
+      </w:r>
+    </w:p>
+    <w:p>
+      <w:pPr>
+        <w:pStyle w:val="Definition"/>
+      </w:pPr>
+      <w:r>
+        <w:t xml:space="preserve">The Romulan Star Empire (or Romulan Empire) was a major interstellar polity founded by the Romulan people and encompassing numerous member worlds and client states.</w:t>
+      </w:r>
+    </w:p>
+    <w:p>
+      <w:pPr>
+        <w:pStyle w:val="Definition"/>
+      </w:pPr>
+      <w:r>
+        <w:t xml:space="preserve">For much of its history, the Empire was one of the dominant powers of the Alpha and Beta Quadrants, maintaining a complex political system, advanced technology, and a far-reaching intelligence and diplomatic apparatus.</w:t>
+      </w:r>
+    </w:p>
+    <w:bookmarkEnd w:id="28"/>
+    <w:bookmarkEnd w:id="29"/>
+    <w:bookmarkStart w:id="45" w:name="callouts"/>
+    <w:p>
+      <w:pPr>
+        <w:pStyle w:val="Heading2"/>
+      </w:pPr>
+      <w:r>
+        <w:t xml:space="preserve">Callouts</w:t>
+      </w:r>
+    </w:p>
+    <w:tbl>
+      <w:tblPr>
+        <w:tblStyle w:val="Table"/>
+        <w:tblLook w:firstRow="0" w:lastRow="0" w:firstColumn="0" w:lastColumn="0" w:noHBand="0" w:noVBand="0" w:val="0000"/>
+        <w:tblBorders>
+          <w:top w:val="single" w:sz="4" w:space="0" w:color="0758E5"/>
+          <w:left w:val="single" w:sz="24" w:space="0" w:color="0758E5"/>
+          <w:bottom w:val="single" w:sz="4" w:space="0" w:color="0758E5"/>
+          <w:right w:val="single" w:sz="4" w:space="0" w:color="0758E5"/>
+        </w:tblBorders>
+        <w:tblCellMar>
+          <w:left w:w="144" w:type="dxa"/>
+          <w:right w:w="144" w:type="dxa"/>
+        </w:tblCellMar>
+        <w:tblLook w:firstRow="0" w:lastRow="0" w:firstColumn="0" w:lastColumn="0" w:noHBand="0" w:noVBand="0" w:val="0000"/>
+      </w:tblPr>
+      <w:tr>
+        <w:trPr>
+          <w:cantSplit/>
+        </w:trPr>
+        <w:tc>
+          <w:tcPr>
+            <w:shd w:color="auto" w:fill="dae6fb" w:val="clear"/>
+            <w:tcMar>
+              <w:top w:w="92" w:type="dxa"/>
+              <w:bottom w:w="92" w:type="dxa"/>
+            </w:tcMar>
+          </w:tcPr>
+          <w:p>
+            <w:pPr>
+              <w:pStyle w:val="FirstParagraph"/>
+            </w:pPr>
+            <w:pPr>
+              <w:spacing w:before="0" w:after="0"/>
+              <w:textAlignment w:val="center"/>
+            </w:pPr>
+            <w:r>
+              <w:drawing>
+                <wp:inline>
+                  <wp:extent cx="152400" cy="152400"/>
+                  <wp:effectExtent b="0" l="0" r="0" t="0"/>
+                  <wp:docPr descr="" title="" id="31" name="Picture"/>
+                  <a:graphic>
+                    <a:graphicData uri="http://schemas.openxmlformats.org/drawingml/2006/picture">
+                      <pic:pic>
+                        <pic:nvPicPr>
+                          <pic:cNvPr descr="/Applications/quarto/share/formats/docx/note.png" id="32" name="Picture"/>
+                          <pic:cNvPicPr>
+                            <a:picLocks noChangeArrowheads="1" noChangeAspect="1"/>
+                          </pic:cNvPicPr>
+                        </pic:nvPicPr>
+                        <pic:blipFill>
+                          <a:blip r:embed="rId30"/>
+                          <a:stretch>
+                            <a:fillRect/>
+                          </a:stretch>
+                        </pic:blipFill>
+                        <pic:spPr bwMode="auto">
+                          <a:xfrm>
+                            <a:off x="0" y="0"/>
+                            <a:ext cx="152400" cy="152400"/>
+                          </a:xfrm>
+                          <a:prstGeom prst="rect">
+                            <a:avLst/>
+                          </a:prstGeom>
+                          <a:noFill/>
+                          <a:ln w="9525">
+                            <a:noFill/>
+                            <a:headEnd/>
+                            <a:tailEnd/>
+                          </a:ln>
+                        </pic:spPr>
+                      </pic:pic>
+                    </a:graphicData>
+                  </a:graphic>
+                </wp:inline>
+              </w:drawing>
+            </w:r>
+            <w:r>
+              <w:t xml:space="preserve"> </w:t>
+            </w:r>
+            <w:r>
+              <w:t xml:space="preserve"> </w:t>
+            </w:r>
+            <w:r>
+              <w:t xml:space="preserve">Note</w:t>
+            </w:r>
+          </w:p>
+        </w:tc>
+      </w:tr>
+      <w:tr>
+        <w:trPr>
+          <w:cantSplit/>
+        </w:trPr>
+        <w:tc>
+          <w:tcPr>
+            <w:tcMar>
+              <w:top w:w="108" w:type="dxa"/>
+              <w:bottom w:w="108" w:type="dxa"/>
+            </w:tcMar>
+          </w:tcPr>
+          <w:p>
+            <w:pPr>
+              <w:pStyle w:val="BodyText"/>
+            </w:pPr>
+            <w:pPr>
+              <w:spacing w:before="16" w:after="16"/>
+            </w:pPr>
+            <w:r>
+              <w:t xml:space="preserve">This is a note callout. Sensors indicate no shuttle or other ships in this sector. According to coordinates, we have travelled 7,000 light years and are located near the system J-25.</w:t>
+            </w:r>
+          </w:p>
+          <w:p/>
+        </w:tc>
+      </w:tr>
+    </w:tbl>
+    <w:p>
+      <w:pPr>
+        <w:pStyle w:val="BodyText"/>
+      </w:pPr>
+      <w:r>
+        <w:t xml:space="preserve">Here’s some text.</w:t>
+      </w:r>
+    </w:p>
+    <w:tbl>
+      <w:tblPr>
+        <w:tblStyle w:val="Table"/>
+        <w:tblLook w:firstRow="0" w:lastRow="0" w:firstColumn="0" w:lastColumn="0" w:noHBand="0" w:noVBand="0" w:val="0000"/>
+        <w:tblBorders>
+          <w:top w:val="single" w:sz="4" w:space="0" w:color="EB9113"/>
+          <w:left w:val="single" w:sz="24" w:space="0" w:color="EB9113"/>
+          <w:bottom w:val="single" w:sz="4" w:space="0" w:color="EB9113"/>
+          <w:right w:val="single" w:sz="4" w:space="0" w:color="EB9113"/>
+        </w:tblBorders>
+        <w:tblCellMar>
+          <w:left w:w="144" w:type="dxa"/>
+          <w:right w:w="144" w:type="dxa"/>
+        </w:tblCellMar>
+        <w:tblLook w:firstRow="0" w:lastRow="0" w:firstColumn="0" w:lastColumn="0" w:noHBand="0" w:noVBand="0" w:val="0000"/>
+      </w:tblPr>
+      <w:tr>
+        <w:trPr>
+          <w:cantSplit/>
+        </w:trPr>
+        <w:tc>
+          <w:tcPr>
+            <w:shd w:color="auto" w:fill="fcefdc" w:val="clear"/>
+            <w:tcMar>
+              <w:top w:w="92" w:type="dxa"/>
+              <w:bottom w:w="92" w:type="dxa"/>
+            </w:tcMar>
+          </w:tcPr>
+          <w:p>
+            <w:pPr>
+              <w:pStyle w:val="BodyText"/>
+            </w:pPr>
+            <w:pPr>
+              <w:spacing w:before="0" w:after="0"/>
+              <w:textAlignment w:val="center"/>
+            </w:pPr>
+            <w:r>
+              <w:drawing>
+                <wp:inline>
+                  <wp:extent cx="152400" cy="152400"/>
+                  <wp:effectExtent b="0" l="0" r="0" t="0"/>
+                  <wp:docPr descr="" title="" id="34" name="Picture"/>
+                  <a:graphic>
+                    <a:graphicData uri="http://schemas.openxmlformats.org/drawingml/2006/picture">
+                      <pic:pic>
+                        <pic:nvPicPr>
+                          <pic:cNvPr descr="/Applications/quarto/share/formats/docx/warning.png" id="35" name="Picture"/>
+                          <pic:cNvPicPr>
+                            <a:picLocks noChangeArrowheads="1" noChangeAspect="1"/>
+                          </pic:cNvPicPr>
+                        </pic:nvPicPr>
+                        <pic:blipFill>
+                          <a:blip r:embed="rId33"/>
+                          <a:stretch>
+                            <a:fillRect/>
+                          </a:stretch>
+                        </pic:blipFill>
+                        <pic:spPr bwMode="auto">
+                          <a:xfrm>
+                            <a:off x="0" y="0"/>
+                            <a:ext cx="152400" cy="152400"/>
+                          </a:xfrm>
+                          <a:prstGeom prst="rect">
+                            <a:avLst/>
+                          </a:prstGeom>
+                          <a:noFill/>
+                          <a:ln w="9525">
+                            <a:noFill/>
+                            <a:headEnd/>
+                            <a:tailEnd/>
+                          </a:ln>
+                        </pic:spPr>
+                      </pic:pic>
+                    </a:graphicData>
+                  </a:graphic>
+                </wp:inline>
+              </w:drawing>
+            </w:r>
+            <w:r>
+              <w:t xml:space="preserve"> </w:t>
+            </w:r>
+            <w:r>
+              <w:t xml:space="preserve"> </w:t>
+            </w:r>
+            <w:r>
+              <w:t xml:space="preserve">Warning</w:t>
+            </w:r>
+          </w:p>
+        </w:tc>
+      </w:tr>
+      <w:tr>
+        <w:trPr>
+          <w:cantSplit/>
+        </w:trPr>
+        <w:tc>
+          <w:tcPr>
+            <w:tcMar>
+              <w:top w:w="108" w:type="dxa"/>
+              <w:bottom w:w="108" w:type="dxa"/>
+            </w:tcMar>
+          </w:tcPr>
+          <w:p>
+            <w:pPr>
+              <w:pStyle w:val="BodyText"/>
+            </w:pPr>
+            <w:pPr>
+              <w:spacing w:before="16" w:after="16"/>
+            </w:pPr>
+            <w:r>
+              <w:t xml:space="preserve">This is a warning callout. Damage report? Sections 27, 28 and 29 on decks four, five and six destroyed. Without our shields, at this range it is probable a photon detonation could destroy the Enterprise.</w:t>
+            </w:r>
+          </w:p>
+          <w:p/>
+        </w:tc>
+      </w:tr>
+    </w:tbl>
+    <w:p>
+      <w:pPr>
+        <w:pStyle w:val="BodyText"/>
+      </w:pPr>
+      <w:r>
+        <w:t xml:space="preserve"> </w:t>
+      </w:r>
+    </w:p>
+    <w:tbl>
+      <w:tblPr>
+        <w:tblStyle w:val="Table"/>
+        <w:tblLook w:firstRow="0" w:lastRow="0" w:firstColumn="0" w:lastColumn="0" w:noHBand="0" w:noVBand="0" w:val="0000"/>
+        <w:tblBorders>
+          <w:top w:val="single" w:sz="4" w:space="0" w:color="CC1914"/>
+          <w:left w:val="single" w:sz="24" w:space="0" w:color="CC1914"/>
+          <w:bottom w:val="single" w:sz="4" w:space="0" w:color="CC1914"/>
+          <w:right w:val="single" w:sz="4" w:space="0" w:color="CC1914"/>
+        </w:tblBorders>
+        <w:tblCellMar>
+          <w:left w:w="144" w:type="dxa"/>
+          <w:right w:w="144" w:type="dxa"/>
+        </w:tblCellMar>
+        <w:tblLook w:firstRow="0" w:lastRow="0" w:firstColumn="0" w:lastColumn="0" w:noHBand="0" w:noVBand="0" w:val="0000"/>
+      </w:tblPr>
+      <w:tr>
+        <w:trPr>
+          <w:cantSplit/>
+        </w:trPr>
+        <w:tc>
+          <w:tcPr>
+            <w:shd w:color="auto" w:fill="f7dddc" w:val="clear"/>
+            <w:tcMar>
+              <w:top w:w="92" w:type="dxa"/>
+              <w:bottom w:w="92" w:type="dxa"/>
+            </w:tcMar>
+          </w:tcPr>
+          <w:p>
+            <w:pPr>
+              <w:pStyle w:val="BodyText"/>
+            </w:pPr>
+            <w:pPr>
+              <w:spacing w:before="0" w:after="0"/>
+              <w:textAlignment w:val="center"/>
+            </w:pPr>
+            <w:r>
+              <w:drawing>
+                <wp:inline>
+                  <wp:extent cx="152400" cy="152400"/>
+                  <wp:effectExtent b="0" l="0" r="0" t="0"/>
+                  <wp:docPr descr="" title="" id="37" name="Picture"/>
+                  <a:graphic>
+                    <a:graphicData uri="http://schemas.openxmlformats.org/drawingml/2006/picture">
+                      <pic:pic>
+                        <pic:nvPicPr>
+                          <pic:cNvPr descr="/Applications/quarto/share/formats/docx/important.png" id="38" name="Picture"/>
+                          <pic:cNvPicPr>
+                            <a:picLocks noChangeArrowheads="1" noChangeAspect="1"/>
+                          </pic:cNvPicPr>
+                        </pic:nvPicPr>
+                        <pic:blipFill>
+                          <a:blip r:embed="rId36"/>
+                          <a:stretch>
+                            <a:fillRect/>
+                          </a:stretch>
+                        </pic:blipFill>
+                        <pic:spPr bwMode="auto">
+                          <a:xfrm>
+                            <a:off x="0" y="0"/>
+                            <a:ext cx="152400" cy="152400"/>
+                          </a:xfrm>
+                          <a:prstGeom prst="rect">
+                            <a:avLst/>
+                          </a:prstGeom>
+                          <a:noFill/>
+                          <a:ln w="9525">
+                            <a:noFill/>
+                            <a:headEnd/>
+                            <a:tailEnd/>
+                          </a:ln>
+                        </pic:spPr>
+                      </pic:pic>
+                    </a:graphicData>
+                  </a:graphic>
+                </wp:inline>
+              </w:drawing>
+            </w:r>
+            <w:r>
+              <w:t xml:space="preserve"> </w:t>
+            </w:r>
+            <w:r>
+              <w:t xml:space="preserve"> </w:t>
+            </w:r>
+            <w:r>
+              <w:t xml:space="preserve">Important</w:t>
+            </w:r>
+          </w:p>
+        </w:tc>
+      </w:tr>
+      <w:tr>
+        <w:trPr>
+          <w:cantSplit/>
+        </w:trPr>
+        <w:tc>
+          <w:tcPr>
+            <w:tcMar>
+              <w:top w:w="108" w:type="dxa"/>
+              <w:bottom w:w="108" w:type="dxa"/>
+            </w:tcMar>
+          </w:tcPr>
+          <w:p>
+            <w:pPr>
+              <w:pStyle w:val="BodyText"/>
+            </w:pPr>
+            <w:pPr>
+              <w:spacing w:before="16" w:after="16"/>
+            </w:pPr>
+            <w:r>
+              <w:t xml:space="preserve">This is an important callout. The wormhole’s size and short period would make this a local phenomenon.</w:t>
+            </w:r>
+          </w:p>
+          <w:p/>
+        </w:tc>
+      </w:tr>
+    </w:tbl>
+    <w:p>
+      <w:pPr>
+        <w:pStyle w:val="BodyText"/>
+      </w:pPr>
+      <w:r>
+        <w:t xml:space="preserve"> </w:t>
+      </w:r>
+    </w:p>
+    <w:tbl>
+      <w:tblPr>
+        <w:tblStyle w:val="Table"/>
+        <w:tblLook w:firstRow="0" w:lastRow="0" w:firstColumn="0" w:lastColumn="0" w:noHBand="0" w:noVBand="0" w:val="0000"/>
+        <w:tblBorders>
+          <w:top w:val="single" w:sz="4" w:space="0" w:color="00A047"/>
+          <w:left w:val="single" w:sz="24" w:space="0" w:color="00A047"/>
+          <w:bottom w:val="single" w:sz="4" w:space="0" w:color="00A047"/>
+          <w:right w:val="single" w:sz="4" w:space="0" w:color="00A047"/>
+        </w:tblBorders>
+        <w:tblCellMar>
+          <w:left w:w="144" w:type="dxa"/>
+          <w:right w:w="144" w:type="dxa"/>
+        </w:tblCellMar>
+        <w:tblLook w:firstRow="0" w:lastRow="0" w:firstColumn="0" w:lastColumn="0" w:noHBand="0" w:noVBand="0" w:val="0000"/>
+      </w:tblPr>
+      <w:tr>
+        <w:trPr>
+          <w:cantSplit/>
+        </w:trPr>
+        <w:tc>
+          <w:tcPr>
+            <w:shd w:color="auto" w:fill="ccf1e3" w:val="clear"/>
+            <w:tcMar>
+              <w:top w:w="92" w:type="dxa"/>
+              <w:bottom w:w="92" w:type="dxa"/>
+            </w:tcMar>
+          </w:tcPr>
+          <w:p>
+            <w:pPr>
+              <w:pStyle w:val="BodyText"/>
+            </w:pPr>
+            <w:pPr>
+              <w:spacing w:before="0" w:after="0"/>
+              <w:textAlignment w:val="center"/>
+            </w:pPr>
+            <w:r>
+              <w:drawing>
+                <wp:inline>
+                  <wp:extent cx="152400" cy="152400"/>
+                  <wp:effectExtent b="0" l="0" r="0" t="0"/>
+                  <wp:docPr descr="" title="" id="40" name="Picture"/>
+                  <a:graphic>
+                    <a:graphicData uri="http://schemas.openxmlformats.org/drawingml/2006/picture">
+                      <pic:pic>
+                        <pic:nvPicPr>
+                          <pic:cNvPr descr="/Applications/quarto/share/formats/docx/tip.png" id="41" name="Picture"/>
+                          <pic:cNvPicPr>
+                            <a:picLocks noChangeArrowheads="1" noChangeAspect="1"/>
+                          </pic:cNvPicPr>
+                        </pic:nvPicPr>
+                        <pic:blipFill>
+                          <a:blip r:embed="rId39"/>
+                          <a:stretch>
+                            <a:fillRect/>
+                          </a:stretch>
+                        </pic:blipFill>
+                        <pic:spPr bwMode="auto">
+                          <a:xfrm>
+                            <a:off x="0" y="0"/>
+                            <a:ext cx="152400" cy="152400"/>
+                          </a:xfrm>
+                          <a:prstGeom prst="rect">
+                            <a:avLst/>
+                          </a:prstGeom>
+                          <a:noFill/>
+                          <a:ln w="9525">
+                            <a:noFill/>
+                            <a:headEnd/>
+                            <a:tailEnd/>
+                          </a:ln>
+                        </pic:spPr>
+                      </pic:pic>
+                    </a:graphicData>
+                  </a:graphic>
+                </wp:inline>
+              </w:drawing>
+            </w:r>
+            <w:r>
+              <w:t xml:space="preserve"> </w:t>
+            </w:r>
+            <w:r>
+              <w:t xml:space="preserve"> </w:t>
+            </w:r>
+            <w:r>
+              <w:t xml:space="preserve">Tip</w:t>
+            </w:r>
+          </w:p>
+        </w:tc>
+      </w:tr>
+      <w:tr>
+        <w:trPr>
+          <w:cantSplit/>
+        </w:trPr>
+        <w:tc>
+          <w:tcPr>
+            <w:tcMar>
+              <w:top w:w="108" w:type="dxa"/>
+              <w:bottom w:w="108" w:type="dxa"/>
+            </w:tcMar>
+          </w:tcPr>
+          <w:p>
+            <w:pPr>
+              <w:pStyle w:val="BodyText"/>
+            </w:pPr>
+            <w:pPr>
+              <w:spacing w:before="16" w:after="16"/>
+            </w:pPr>
+            <w:r>
+              <w:t xml:space="preserve">This is a tip callout. The organisms fuse to the nerve, intertwining at the molecular level. That’s why the transporter’s biofilters couldn’t extract it.</w:t>
+            </w:r>
+          </w:p>
+          <w:p/>
+        </w:tc>
+      </w:tr>
+    </w:tbl>
+    <w:p>
+      <w:pPr>
+        <w:pStyle w:val="BodyText"/>
+      </w:pPr>
+      <w:r>
+        <w:t xml:space="preserve"> </w:t>
+      </w:r>
+    </w:p>
+    <w:tbl>
+      <w:tblPr>
+        <w:tblStyle w:val="Table"/>
+        <w:tblLook w:firstRow="0" w:lastRow="0" w:firstColumn="0" w:lastColumn="0" w:noHBand="0" w:noVBand="0" w:val="0000"/>
+        <w:tblBorders>
+          <w:top w:val="single" w:sz="4" w:space="0" w:color="FC5300"/>
+          <w:left w:val="single" w:sz="24" w:space="0" w:color="FC5300"/>
+          <w:bottom w:val="single" w:sz="4" w:space="0" w:color="FC5300"/>
+          <w:right w:val="single" w:sz="4" w:space="0" w:color="FC5300"/>
+        </w:tblBorders>
+        <w:tblCellMar>
+          <w:left w:w="144" w:type="dxa"/>
+          <w:right w:w="144" w:type="dxa"/>
+        </w:tblCellMar>
+        <w:tblLook w:firstRow="0" w:lastRow="0" w:firstColumn="0" w:lastColumn="0" w:noHBand="0" w:noVBand="0" w:val="0000"/>
+      </w:tblPr>
+      <w:tr>
+        <w:trPr>
+          <w:cantSplit/>
+        </w:trPr>
+        <w:tc>
+          <w:tcPr>
+            <w:shd w:color="auto" w:fill="ffe5d0" w:val="clear"/>
+            <w:tcMar>
+              <w:top w:w="92" w:type="dxa"/>
+              <w:bottom w:w="92" w:type="dxa"/>
+            </w:tcMar>
+          </w:tcPr>
+          <w:p>
+            <w:pPr>
+              <w:pStyle w:val="BodyText"/>
+            </w:pPr>
+            <w:pPr>
+              <w:spacing w:before="0" w:after="0"/>
+              <w:textAlignment w:val="center"/>
+            </w:pPr>
+            <w:r>
+              <w:drawing>
+                <wp:inline>
+                  <wp:extent cx="152400" cy="152400"/>
+                  <wp:effectExtent b="0" l="0" r="0" t="0"/>
+                  <wp:docPr descr="" title="" id="43" name="Picture"/>
+                  <a:graphic>
+                    <a:graphicData uri="http://schemas.openxmlformats.org/drawingml/2006/picture">
+                      <pic:pic>
+                        <pic:nvPicPr>
+                          <pic:cNvPr descr="/Applications/quarto/share/formats/docx/caution.png" id="44" name="Picture"/>
+                          <pic:cNvPicPr>
+                            <a:picLocks noChangeArrowheads="1" noChangeAspect="1"/>
+                          </pic:cNvPicPr>
+                        </pic:nvPicPr>
+                        <pic:blipFill>
+                          <a:blip r:embed="rId42"/>
+                          <a:stretch>
+                            <a:fillRect/>
+                          </a:stretch>
+                        </pic:blipFill>
+                        <pic:spPr bwMode="auto">
+                          <a:xfrm>
+                            <a:off x="0" y="0"/>
+                            <a:ext cx="152400" cy="152400"/>
+                          </a:xfrm>
+                          <a:prstGeom prst="rect">
+                            <a:avLst/>
+                          </a:prstGeom>
+                          <a:noFill/>
+                          <a:ln w="9525">
+                            <a:noFill/>
+                            <a:headEnd/>
+                            <a:tailEnd/>
+                          </a:ln>
+                        </pic:spPr>
+                      </pic:pic>
+                    </a:graphicData>
+                  </a:graphic>
+                </wp:inline>
+              </w:drawing>
+            </w:r>
+            <w:r>
+              <w:t xml:space="preserve"> </w:t>
+            </w:r>
+            <w:r>
+              <w:t xml:space="preserve"> </w:t>
+            </w:r>
+            <w:r>
+              <w:t xml:space="preserve">Caution</w:t>
+            </w:r>
+          </w:p>
+        </w:tc>
+      </w:tr>
+      <w:tr>
+        <w:trPr>
+          <w:cantSplit/>
+        </w:trPr>
+        <w:tc>
+          <w:tcPr>
+            <w:tcMar>
+              <w:top w:w="108" w:type="dxa"/>
+              <w:bottom w:w="108" w:type="dxa"/>
+            </w:tcMar>
+          </w:tcPr>
+          <w:p>
+            <w:pPr>
+              <w:pStyle w:val="BodyText"/>
+            </w:pPr>
+            <w:pPr>
+              <w:spacing w:before="16" w:after="16"/>
+            </w:pPr>
+            <w:r>
+              <w:t xml:space="preserve">This is an important callout. The vertex waves show a K-complex corresponding to an REM state. The engineering section’s critical. Destruction is imminent. Their robes contain ultritium, highly explosive, virtually undetectable by your transporter.</w:t>
+            </w:r>
+          </w:p>
+          <w:p/>
+        </w:tc>
+      </w:tr>
+    </w:tbl>
+    <w:bookmarkEnd w:id="45"/>
+    <w:bookmarkEnd w:id="46"/>
+    <w:bookmarkStart w:id="51" w:name="references"/>
+    <w:p>
+      <w:pPr>
+        <w:pStyle w:val="Heading1"/>
+      </w:pPr>
+      <w:r>
+        <w:t xml:space="preserve">References</w:t>
+      </w:r>
+    </w:p>
+    <w:bookmarkStart w:id="50" w:name="refs"/>
+    <w:bookmarkStart w:id="47" w:name="ref-Keynes:1937"/>
     <w:p>
       <w:pPr>
         <w:pStyle w:val="Bibliography"/>
@@ -917,8 +1907,8 @@
         <w:t xml:space="preserve">51 (2): 209–23.</w:t>
       </w:r>
     </w:p>
-    <w:bookmarkEnd w:id="27"/>
-    <w:bookmarkStart w:id="28" w:name="ref-Lovelace:1842"/>
+    <w:bookmarkEnd w:id="47"/>
+    <w:bookmarkStart w:id="48" w:name="ref-Lovelace:1842"/>
     <w:p>
       <w:pPr>
         <w:pStyle w:val="Bibliography"/>
@@ -967,8 +1957,8 @@
         <w:t xml:space="preserve">3: 666–731.</w:t>
       </w:r>
     </w:p>
-    <w:bookmarkEnd w:id="28"/>
-    <w:bookmarkStart w:id="29" w:name="ref-Turing:1936"/>
+    <w:bookmarkEnd w:id="48"/>
+    <w:bookmarkStart w:id="49" w:name="ref-Turing:1936"/>
     <w:p>
       <w:pPr>
         <w:pStyle w:val="Bibliography"/>
@@ -1008,12 +1998,9 @@
         <w:t xml:space="preserve">58 (345-363): 230–65.</w:t>
       </w:r>
     </w:p>
-    <w:bookmarkEnd w:id="29"/>
-    <w:bookmarkEnd w:id="30"/>
-    <w:bookmarkEnd w:id="31"/>
-    <w:bookmarkEnd w:id="32"/>
-    <w:bookmarkEnd w:id="33"/>
-    <w:bookmarkEnd w:id="34"/>
+    <w:bookmarkEnd w:id="49"/>
+    <w:bookmarkEnd w:id="50"/>
+    <w:bookmarkEnd w:id="51"/>
     <w:sectPr>
       <w:pgSz w:h="15840" w:w="12240"/>
       <w:pgMar w:bottom="1440" w:footer="720" w:gutter="0" w:header="720" w:left="1440" w:right="1440" w:top="1440"/>
@@ -1043,7 +2030,7 @@
       </w:r>
     </w:p>
   </w:footnote>
-  <w:footnote w:id="25">
+  <w:footnote w:id="16">
     <w:p>
       <w:pPr>
         <w:pStyle w:val="FootnoteText"/>
@@ -1062,7 +2049,7 @@
       </w:r>
     </w:p>
   </w:footnote>
-  <w:footnote w:id="26">
+  <w:footnote w:id="17">
     <w:p>
       <w:pPr>
         <w:pStyle w:val="FootnoteText"/>
@@ -1085,7 +2072,7 @@
 </file>
 
 <file path=word/numbering.xml><?xml version="1.0" encoding="utf-8"?>
-<w:numbering xmlns:aink="http://schemas.microsoft.com/office/drawing/2016/ink" xmlns:am3d="http://schemas.microsoft.com/office/drawing/2017/model3d" xmlns:cx="http://schemas.microsoft.com/office/drawing/2014/chartex" xmlns:cx1="http://schemas.microsoft.com/office/drawing/2015/9/8/chartex" xmlns:cx2="http://schemas.microsoft.com/office/drawing/2015/10/21/chartex" xmlns:cx3="http://schemas.microsoft.com/office/drawing/2016/5/9/chartex" xmlns:cx4="http://schemas.microsoft.com/office/drawing/2016/5/10/chartex" xmlns:cx5="http://schemas.microsoft.com/office/drawing/2016/5/11/chartex" xmlns:cx6="http://schemas.microsoft.com/office/drawing/2016/5/12/chartex" xmlns:cx7="http://schemas.microsoft.com/office/drawing/2016/5/13/chartex" xmlns:cx8="http://schemas.microsoft.com/office/drawing/2016/5/14/chartex" xmlns:m="http://schemas.openxmlformats.org/officeDocument/2006/math" xmlns:mc="http://schemas.openxmlformats.org/markup-compatibility/2006" xmlns:o="urn:schemas-microsoft-com:office:office" xmlns:oel="http://schemas.microsoft.com/office/2019/extlst" xmlns:r="http://schemas.openxmlformats.org/officeDocument/2006/relationships" xmlns:v="urn:schemas-microsoft-com:vml" xmlns:w="http://schemas.openxmlformats.org/wordprocessingml/2006/main" xmlns:w10="urn:schemas-microsoft-com:office:word" xmlns:w14="http://schemas.microsoft.com/office/word/2010/wordml" xmlns:w15="http://schemas.microsoft.com/office/word/2012/wordml" xmlns:w16="http://schemas.microsoft.com/office/word/2018/wordml" xmlns:w16cex="http://schemas.microsoft.com/office/word/2018/wordml/cex" xmlns:w16cid="http://schemas.microsoft.com/office/word/2016/wordml/cid" xmlns:w16sdtdh="http://schemas.microsoft.com/office/word/2020/wordml/sdtdatahash" xmlns:w16se="http://schemas.microsoft.com/office/word/2015/wordml/symex" xmlns:wne="http://schemas.microsoft.com/office/word/2006/wordml" xmlns:wp="http://schemas.openxmlformats.org/drawingml/2006/wordprocessingDrawing" xmlns:wp14="http://schemas.microsoft.com/office/word/2010/wordprocessingDrawing" xmlns:wpc="http://schemas.microsoft.com/office/word/2010/wordprocessingCanvas" xmlns:wpg="http://schemas.microsoft.com/office/word/2010/wordprocessingGroup" xmlns:wpi="http://schemas.microsoft.com/office/word/2010/wordprocessingInk" xmlns:wps="http://schemas.microsoft.com/office/word/2010/wordprocessingShape" mc:Ignorable="w14 w15 w16se w16cid w16 w16cex w16sdtdh wp14">
+<w:numbering xmlns:aink="http://schemas.microsoft.com/office/drawing/2016/ink" xmlns:am3d="http://schemas.microsoft.com/office/drawing/2017/model3d" xmlns:cx="http://schemas.microsoft.com/office/drawing/2014/chartex" xmlns:cx1="http://schemas.microsoft.com/office/drawing/2015/9/8/chartex" xmlns:cx2="http://schemas.microsoft.com/office/drawing/2015/10/21/chartex" xmlns:cx3="http://schemas.microsoft.com/office/drawing/2016/5/9/chartex" xmlns:cx4="http://schemas.microsoft.com/office/drawing/2016/5/10/chartex" xmlns:cx5="http://schemas.microsoft.com/office/drawing/2016/5/11/chartex" xmlns:cx6="http://schemas.microsoft.com/office/drawing/2016/5/12/chartex" xmlns:cx7="http://schemas.microsoft.com/office/drawing/2016/5/13/chartex" xmlns:cx8="http://schemas.microsoft.com/office/drawing/2016/5/14/chartex" xmlns:m="http://schemas.openxmlformats.org/officeDocument/2006/math" xmlns:mc="http://schemas.openxmlformats.org/markup-compatibility/2006" xmlns:o="urn:schemas-microsoft-com:office:office" xmlns:oel="http://schemas.microsoft.com/office/2019/extlst" xmlns:r="http://schemas.openxmlformats.org/officeDocument/2006/relationships" xmlns:v="urn:schemas-microsoft-com:vml" xmlns:w="http://schemas.openxmlformats.org/wordprocessingml/2006/main" xmlns:w10="urn:schemas-microsoft-com:office:word" xmlns:w14="http://schemas.microsoft.com/office/word/2010/wordml" xmlns:w15="http://schemas.microsoft.com/office/word/2012/wordml" xmlns:w16="http://schemas.microsoft.com/office/word/2018/wordml" xmlns:w16cex="http://schemas.microsoft.com/office/word/2018/wordml/cex" xmlns:w16cid="http://schemas.microsoft.com/office/word/2016/wordml/cid" xmlns:w16du="http://schemas.microsoft.com/office/word/2023/wordml/word16du" xmlns:w16sdtdh="http://schemas.microsoft.com/office/word/2020/wordml/sdtdatahash" xmlns:w16se="http://schemas.microsoft.com/office/word/2015/wordml/symex" xmlns:wne="http://schemas.microsoft.com/office/word/2006/wordml" xmlns:wp="http://schemas.openxmlformats.org/drawingml/2006/wordprocessingDrawing" xmlns:wp14="http://schemas.microsoft.com/office/word/2010/wordprocessingDrawing" xmlns:wpc="http://schemas.microsoft.com/office/word/2010/wordprocessingCanvas" xmlns:wpg="http://schemas.microsoft.com/office/word/2010/wordprocessingGroup" xmlns:wpi="http://schemas.microsoft.com/office/word/2010/wordprocessingInk" xmlns:wps="http://schemas.microsoft.com/office/word/2010/wordprocessingShape" mc:Ignorable="w14 w15 w16se w16cid w16 w16cex w16sdtdh w16du wp14">
   <w:abstractNum w15:restartNumberingAfterBreak="0" w:abstractNumId="0">
     <w:nsid w:val="FFFFFF7C"/>
     <w:multiLevelType w:val="singleLevel"/>
@@ -1383,7 +2370,7 @@
       <w:lvlText w:val=" "/>
       <w:lvlJc w:val="left"/>
       <w:pPr>
-        <w:ind w:left="720" w:hanging="480"/>
+        <w:ind w:left="720" w:hanging="360"/>
       </w:pPr>
     </w:lvl>
     <w:lvl w:ilvl="1">
@@ -1391,7 +2378,7 @@
       <w:lvlText w:val=" "/>
       <w:lvlJc w:val="left"/>
       <w:pPr>
-        <w:ind w:left="1440" w:hanging="480"/>
+        <w:ind w:left="1440" w:hanging="360"/>
       </w:pPr>
     </w:lvl>
     <w:lvl w:ilvl="2">
@@ -1399,7 +2386,7 @@
       <w:lvlText w:val=" "/>
       <w:lvlJc w:val="left"/>
       <w:pPr>
-        <w:ind w:left="2160" w:hanging="480"/>
+        <w:ind w:left="2160" w:hanging="360"/>
       </w:pPr>
     </w:lvl>
     <w:lvl w:ilvl="3">
@@ -1407,7 +2394,7 @@
       <w:lvlText w:val=" "/>
       <w:lvlJc w:val="left"/>
       <w:pPr>
-        <w:ind w:left="2880" w:hanging="480"/>
+        <w:ind w:left="2880" w:hanging="360"/>
       </w:pPr>
     </w:lvl>
     <w:lvl w:ilvl="4">
@@ -1415,7 +2402,7 @@
       <w:lvlText w:val=" "/>
       <w:lvlJc w:val="left"/>
       <w:pPr>
-        <w:ind w:left="3600" w:hanging="480"/>
+        <w:ind w:left="3600" w:hanging="360"/>
       </w:pPr>
     </w:lvl>
     <w:lvl w:ilvl="5">
@@ -1423,7 +2410,7 @@
       <w:lvlText w:val=" "/>
       <w:lvlJc w:val="left"/>
       <w:pPr>
-        <w:ind w:left="4320" w:hanging="480"/>
+        <w:ind w:left="4320" w:hanging="360"/>
       </w:pPr>
     </w:lvl>
     <w:lvl w:ilvl="6">
@@ -1431,7 +2418,7 @@
       <w:lvlText w:val=" "/>
       <w:lvlJc w:val="left"/>
       <w:pPr>
-        <w:ind w:left="5040" w:hanging="480"/>
+        <w:ind w:left="5040" w:hanging="360"/>
       </w:pPr>
     </w:lvl>
     <w:lvl w:ilvl="7">
@@ -1439,7 +2426,7 @@
       <w:lvlText w:val=" "/>
       <w:lvlJc w:val="left"/>
       <w:pPr>
-        <w:ind w:left="5760" w:hanging="480"/>
+        <w:ind w:left="5760" w:hanging="360"/>
       </w:pPr>
     </w:lvl>
     <w:lvl w:ilvl="8">
@@ -1447,7 +2434,7 @@
       <w:lvlText w:val=" "/>
       <w:lvlJc w:val="left"/>
       <w:pPr>
-        <w:ind w:left="6480" w:hanging="480"/>
+        <w:ind w:left="6480" w:hanging="360"/>
       </w:pPr>
     </w:lvl>
   </w:abstractNum>
@@ -1456,75 +2443,102 @@
     <w:multiLevelType w:val="multilevel"/>
     <w:lvl w:ilvl="0">
       <w:numFmt w:val="bullet"/>
-      <w:lvlText w:val="•"/>
-      <w:lvlJc w:val="left"/>
-      <w:pPr>
-        <w:ind w:left="720" w:hanging="480"/>
-      </w:pPr>
+      <w:lvlText w:val=""/>
+      <w:lvlJc w:val="left"/>
+      <w:pPr>
+        <w:ind w:left="720" w:hanging="360"/>
+      </w:pPr>
+      <w:rPr>
+        <w:rFonts w:ascii="Symbol" w:hAnsi="Symbol" w:cs="Symbol" w:hint="default"/>
+      </w:rPr>
     </w:lvl>
     <w:lvl w:ilvl="1">
       <w:numFmt w:val="bullet"/>
-      <w:lvlText w:val="–"/>
-      <w:lvlJc w:val="left"/>
-      <w:pPr>
-        <w:ind w:left="1440" w:hanging="480"/>
-      </w:pPr>
+      <w:lvlText w:val="o"/>
+      <w:lvlJc w:val="left"/>
+      <w:pPr>
+        <w:ind w:left="1440" w:hanging="360"/>
+      </w:pPr>
+      <w:rPr>
+        <w:rFonts w:ascii="Courier New" w:hAnsi="Courier New" w:cs="Courier New" w:hint="default"/>
+      </w:rPr>
     </w:lvl>
     <w:lvl w:ilvl="2">
       <w:numFmt w:val="bullet"/>
-      <w:lvlText w:val="•"/>
-      <w:lvlJc w:val="left"/>
-      <w:pPr>
-        <w:ind w:left="2160" w:hanging="480"/>
-      </w:pPr>
+      <w:lvlText w:val=""/>
+      <w:lvlJc w:val="left"/>
+      <w:pPr>
+        <w:ind w:left="2160" w:hanging="360"/>
+      </w:pPr>
+      <w:rPr>
+        <w:rFonts w:ascii="Wingdings" w:hAnsi="Wingdings" w:cs="Wingdings" w:hint="default"/>
+      </w:rPr>
     </w:lvl>
     <w:lvl w:ilvl="3">
       <w:numFmt w:val="bullet"/>
-      <w:lvlText w:val="–"/>
-      <w:lvlJc w:val="left"/>
-      <w:pPr>
-        <w:ind w:left="2880" w:hanging="480"/>
-      </w:pPr>
+      <w:lvlText w:val=""/>
+      <w:lvlJc w:val="left"/>
+      <w:pPr>
+        <w:ind w:left="2880" w:hanging="360"/>
+      </w:pPr>
+      <w:rPr>
+        <w:rFonts w:ascii="Symbol" w:hAnsi="Symbol" w:cs="Symbol" w:hint="default"/>
+      </w:rPr>
     </w:lvl>
     <w:lvl w:ilvl="4">
       <w:numFmt w:val="bullet"/>
-      <w:lvlText w:val="•"/>
-      <w:lvlJc w:val="left"/>
-      <w:pPr>
-        <w:ind w:left="3600" w:hanging="480"/>
-      </w:pPr>
+      <w:lvlText w:val="o"/>
+      <w:lvlJc w:val="left"/>
+      <w:pPr>
+        <w:ind w:left="3600" w:hanging="360"/>
+      </w:pPr>
+      <w:rPr>
+        <w:rFonts w:ascii="Courier New" w:hAnsi="Courier New" w:cs="Courier New" w:hint="default"/>
+      </w:rPr>
     </w:lvl>
     <w:lvl w:ilvl="5">
       <w:numFmt w:val="bullet"/>
-      <w:lvlText w:val="–"/>
-      <w:lvlJc w:val="left"/>
-      <w:pPr>
-        <w:ind w:left="4320" w:hanging="480"/>
-      </w:pPr>
+      <w:lvlText w:val=""/>
+      <w:lvlJc w:val="left"/>
+      <w:pPr>
+        <w:ind w:left="4320" w:hanging="360"/>
+      </w:pPr>
+      <w:rPr>
+        <w:rFonts w:ascii="Wingdings" w:hAnsi="Wingdings" w:cs="Wingdings" w:hint="default"/>
+      </w:rPr>
     </w:lvl>
     <w:lvl w:ilvl="6">
       <w:numFmt w:val="bullet"/>
-      <w:lvlText w:val="•"/>
-      <w:lvlJc w:val="left"/>
-      <w:pPr>
-        <w:ind w:left="5040" w:hanging="480"/>
-      </w:pPr>
+      <w:lvlText w:val=""/>
+      <w:lvlJc w:val="left"/>
+      <w:pPr>
+        <w:ind w:left="5040" w:hanging="360"/>
+      </w:pPr>
+      <w:rPr>
+        <w:rFonts w:ascii="Symbol" w:hAnsi="Symbol" w:cs="Symbol" w:hint="default"/>
+      </w:rPr>
     </w:lvl>
     <w:lvl w:ilvl="7">
       <w:numFmt w:val="bullet"/>
-      <w:lvlText w:val="–"/>
-      <w:lvlJc w:val="left"/>
-      <w:pPr>
-        <w:ind w:left="5760" w:hanging="480"/>
-      </w:pPr>
+      <w:lvlText w:val="o"/>
+      <w:lvlJc w:val="left"/>
+      <w:pPr>
+        <w:ind w:left="5760" w:hanging="360"/>
+      </w:pPr>
+      <w:rPr>
+        <w:rFonts w:ascii="Courier New" w:hAnsi="Courier New" w:cs="Courier New" w:hint="default"/>
+      </w:rPr>
     </w:lvl>
     <w:lvl w:ilvl="8">
       <w:numFmt w:val="bullet"/>
-      <w:lvlText w:val="•"/>
-      <w:lvlJc w:val="left"/>
-      <w:pPr>
-        <w:ind w:left="6480" w:hanging="480"/>
-      </w:pPr>
+      <w:lvlText w:val=""/>
+      <w:lvlJc w:val="left"/>
+      <w:pPr>
+        <w:ind w:left="6480" w:hanging="360"/>
+      </w:pPr>
+      <w:rPr>
+        <w:rFonts w:ascii="Wingdings" w:hAnsi="Wingdings" w:cs="Wingdings" w:hint="default"/>
+      </w:rPr>
     </w:lvl>
   </w:abstractNum>
   <w:abstractNum w:abstractNumId="99411">
@@ -1536,7 +2550,7 @@
       <w:lvlText w:val="%1."/>
       <w:lvlJc w:val="left"/>
       <w:pPr>
-        <w:ind w:left="720" w:hanging="480"/>
+        <w:ind w:left="720" w:hanging="360"/>
       </w:pPr>
     </w:lvl>
     <w:lvl w:ilvl="1">
@@ -1545,7 +2559,7 @@
       <w:lvlText w:val="%2."/>
       <w:lvlJc w:val="left"/>
       <w:pPr>
-        <w:ind w:left="1440" w:hanging="480"/>
+        <w:ind w:left="1440" w:hanging="360"/>
       </w:pPr>
     </w:lvl>
     <w:lvl w:ilvl="2">
@@ -1554,7 +2568,7 @@
       <w:lvlText w:val="%3."/>
       <w:lvlJc w:val="left"/>
       <w:pPr>
-        <w:ind w:left="2160" w:hanging="480"/>
+        <w:ind w:left="2160" w:hanging="360"/>
       </w:pPr>
     </w:lvl>
     <w:lvl w:ilvl="3">
@@ -1563,7 +2577,7 @@
       <w:lvlText w:val="%4."/>
       <w:lvlJc w:val="left"/>
       <w:pPr>
-        <w:ind w:left="2880" w:hanging="480"/>
+        <w:ind w:left="2880" w:hanging="360"/>
       </w:pPr>
     </w:lvl>
     <w:lvl w:ilvl="4">
@@ -1572,7 +2586,7 @@
       <w:lvlText w:val="%5."/>
       <w:lvlJc w:val="left"/>
       <w:pPr>
-        <w:ind w:left="3600" w:hanging="480"/>
+        <w:ind w:left="3600" w:hanging="360"/>
       </w:pPr>
     </w:lvl>
     <w:lvl w:ilvl="5">
@@ -1581,7 +2595,7 @@
       <w:lvlText w:val="%6."/>
       <w:lvlJc w:val="left"/>
       <w:pPr>
-        <w:ind w:left="4320" w:hanging="480"/>
+        <w:ind w:left="4320" w:hanging="360"/>
       </w:pPr>
     </w:lvl>
     <w:lvl w:ilvl="6">
@@ -1590,7 +2604,7 @@
       <w:lvlText w:val="%7."/>
       <w:lvlJc w:val="left"/>
       <w:pPr>
-        <w:ind w:left="5040" w:hanging="480"/>
+        <w:ind w:left="5040" w:hanging="360"/>
       </w:pPr>
     </w:lvl>
     <w:lvl w:ilvl="7">
@@ -1599,7 +2613,7 @@
       <w:lvlText w:val="%8."/>
       <w:lvlJc w:val="left"/>
       <w:pPr>
-        <w:ind w:left="5760" w:hanging="480"/>
+        <w:ind w:left="5760" w:hanging="360"/>
       </w:pPr>
     </w:lvl>
     <w:lvl w:ilvl="8">
@@ -1608,7 +2622,92 @@
       <w:lvlText w:val="%9."/>
       <w:lvlJc w:val="left"/>
       <w:pPr>
-        <w:ind w:left="6480" w:hanging="480"/>
+        <w:ind w:left="6480" w:hanging="360"/>
+      </w:pPr>
+    </w:lvl>
+  </w:abstractNum>
+  <w:abstractNum w:abstractNumId="99511">
+    <w:nsid w:val="00A99511"/>
+    <w:multiLevelType w:val="multilevel"/>
+    <w:lvl w:ilvl="0">
+      <w:start w:val="1"/>
+      <w:numFmt w:val="lowerRoman"/>
+      <w:lvlText w:val="%1."/>
+      <w:lvlJc w:val="left"/>
+      <w:pPr>
+        <w:ind w:left="720" w:hanging="360"/>
+      </w:pPr>
+    </w:lvl>
+    <w:lvl w:ilvl="1">
+      <w:start w:val="1"/>
+      <w:numFmt w:val="lowerRoman"/>
+      <w:lvlText w:val="%2."/>
+      <w:lvlJc w:val="left"/>
+      <w:pPr>
+        <w:ind w:left="1440" w:hanging="360"/>
+      </w:pPr>
+    </w:lvl>
+    <w:lvl w:ilvl="2">
+      <w:start w:val="1"/>
+      <w:numFmt w:val="lowerRoman"/>
+      <w:lvlText w:val="%3."/>
+      <w:lvlJc w:val="left"/>
+      <w:pPr>
+        <w:ind w:left="2160" w:hanging="360"/>
+      </w:pPr>
+    </w:lvl>
+    <w:lvl w:ilvl="3">
+      <w:start w:val="1"/>
+      <w:numFmt w:val="lowerRoman"/>
+      <w:lvlText w:val="%4."/>
+      <w:lvlJc w:val="left"/>
+      <w:pPr>
+        <w:ind w:left="2880" w:hanging="360"/>
+      </w:pPr>
+    </w:lvl>
+    <w:lvl w:ilvl="4">
+      <w:start w:val="1"/>
+      <w:numFmt w:val="lowerRoman"/>
+      <w:lvlText w:val="%5."/>
+      <w:lvlJc w:val="left"/>
+      <w:pPr>
+        <w:ind w:left="3600" w:hanging="360"/>
+      </w:pPr>
+    </w:lvl>
+    <w:lvl w:ilvl="5">
+      <w:start w:val="1"/>
+      <w:numFmt w:val="lowerRoman"/>
+      <w:lvlText w:val="%6."/>
+      <w:lvlJc w:val="left"/>
+      <w:pPr>
+        <w:ind w:left="4320" w:hanging="360"/>
+      </w:pPr>
+    </w:lvl>
+    <w:lvl w:ilvl="6">
+      <w:start w:val="1"/>
+      <w:numFmt w:val="lowerRoman"/>
+      <w:lvlText w:val="%7."/>
+      <w:lvlJc w:val="left"/>
+      <w:pPr>
+        <w:ind w:left="5040" w:hanging="360"/>
+      </w:pPr>
+    </w:lvl>
+    <w:lvl w:ilvl="7">
+      <w:start w:val="1"/>
+      <w:numFmt w:val="lowerRoman"/>
+      <w:lvlText w:val="%8."/>
+      <w:lvlJc w:val="left"/>
+      <w:pPr>
+        <w:ind w:left="5760" w:hanging="360"/>
+      </w:pPr>
+    </w:lvl>
+    <w:lvl w:ilvl="8">
+      <w:start w:val="1"/>
+      <w:numFmt w:val="lowerRoman"/>
+      <w:lvlText w:val="%9."/>
+      <w:lvlJc w:val="left"/>
+      <w:pPr>
+        <w:ind w:left="6480" w:hanging="360"/>
       </w:pPr>
     </w:lvl>
   </w:abstractNum>
@@ -1652,7 +2751,79 @@
     <w:abstractNumId w:val="991"/>
   </w:num>
   <w:num w:numId="1002">
+    <w:abstractNumId w:val="991"/>
+  </w:num>
+  <w:num w:numId="1003">
+    <w:abstractNumId w:val="991"/>
+  </w:num>
+  <w:num w:numId="1004">
+    <w:abstractNumId w:val="991"/>
+  </w:num>
+  <w:num w:numId="1005">
+    <w:abstractNumId w:val="991"/>
+  </w:num>
+  <w:num w:numId="1006">
     <w:abstractNumId w:val="99411"/>
+    <w:lvlOverride w:ilvl="0">
+      <w:startOverride w:val="1"/>
+    </w:lvlOverride>
+    <w:lvlOverride w:ilvl="1">
+      <w:startOverride w:val="1"/>
+    </w:lvlOverride>
+    <w:lvlOverride w:ilvl="2">
+      <w:startOverride w:val="1"/>
+    </w:lvlOverride>
+    <w:lvlOverride w:ilvl="3">
+      <w:startOverride w:val="1"/>
+    </w:lvlOverride>
+    <w:lvlOverride w:ilvl="4">
+      <w:startOverride w:val="1"/>
+    </w:lvlOverride>
+    <w:lvlOverride w:ilvl="5">
+      <w:startOverride w:val="1"/>
+    </w:lvlOverride>
+    <w:lvlOverride w:ilvl="6">
+      <w:startOverride w:val="1"/>
+    </w:lvlOverride>
+    <w:lvlOverride w:ilvl="7">
+      <w:startOverride w:val="1"/>
+    </w:lvlOverride>
+    <w:lvlOverride w:ilvl="8">
+      <w:startOverride w:val="1"/>
+    </w:lvlOverride>
+  </w:num>
+  <w:num w:numId="1007">
+    <w:abstractNumId w:val="99411"/>
+    <w:lvlOverride w:ilvl="0">
+      <w:startOverride w:val="1"/>
+    </w:lvlOverride>
+    <w:lvlOverride w:ilvl="1">
+      <w:startOverride w:val="1"/>
+    </w:lvlOverride>
+    <w:lvlOverride w:ilvl="2">
+      <w:startOverride w:val="1"/>
+    </w:lvlOverride>
+    <w:lvlOverride w:ilvl="3">
+      <w:startOverride w:val="1"/>
+    </w:lvlOverride>
+    <w:lvlOverride w:ilvl="4">
+      <w:startOverride w:val="1"/>
+    </w:lvlOverride>
+    <w:lvlOverride w:ilvl="5">
+      <w:startOverride w:val="1"/>
+    </w:lvlOverride>
+    <w:lvlOverride w:ilvl="6">
+      <w:startOverride w:val="1"/>
+    </w:lvlOverride>
+    <w:lvlOverride w:ilvl="7">
+      <w:startOverride w:val="1"/>
+    </w:lvlOverride>
+    <w:lvlOverride w:ilvl="8">
+      <w:startOverride w:val="1"/>
+    </w:lvlOverride>
+  </w:num>
+  <w:num w:numId="1008">
+    <w:abstractNumId w:val="99511"/>
     <w:lvlOverride w:ilvl="0">
       <w:startOverride w:val="1"/>
     </w:lvlOverride>
@@ -1685,7 +2856,7 @@
 </file>
 
 <file path=word/styles.xml><?xml version="1.0" encoding="utf-8"?>
-<w:styles xmlns:mc="http://schemas.openxmlformats.org/markup-compatibility/2006" xmlns:r="http://schemas.openxmlformats.org/officeDocument/2006/relationships" xmlns:w="http://schemas.openxmlformats.org/wordprocessingml/2006/main" xmlns:w14="http://schemas.microsoft.com/office/word/2010/wordml" xmlns:w15="http://schemas.microsoft.com/office/word/2012/wordml" xmlns:w16="http://schemas.microsoft.com/office/word/2018/wordml" xmlns:w16cex="http://schemas.microsoft.com/office/word/2018/wordml/cex" xmlns:w16cid="http://schemas.microsoft.com/office/word/2016/wordml/cid" xmlns:w16sdtdh="http://schemas.microsoft.com/office/word/2020/wordml/sdtdatahash" xmlns:w16se="http://schemas.microsoft.com/office/word/2015/wordml/symex" mc:Ignorable="w14 w15 w16se w16cid w16 w16cex w16sdtdh">
+<w:styles xmlns:mc="http://schemas.openxmlformats.org/markup-compatibility/2006" xmlns:r="http://schemas.openxmlformats.org/officeDocument/2006/relationships" xmlns:w="http://schemas.openxmlformats.org/wordprocessingml/2006/main" xmlns:w14="http://schemas.microsoft.com/office/word/2010/wordml" xmlns:w15="http://schemas.microsoft.com/office/word/2012/wordml" xmlns:w16="http://schemas.microsoft.com/office/word/2018/wordml" xmlns:w16cex="http://schemas.microsoft.com/office/word/2018/wordml/cex" xmlns:w16cid="http://schemas.microsoft.com/office/word/2016/wordml/cid" xmlns:w16du="http://schemas.microsoft.com/office/word/2023/wordml/word16du" xmlns:w16sdtdh="http://schemas.microsoft.com/office/word/2020/wordml/sdtdatahash" xmlns:w16se="http://schemas.microsoft.com/office/word/2015/wordml/symex" mc:Ignorable="w14 w15 w16se w16cid w16 w16cex w16sdtdh w16du">
   <w:docDefaults>
     <w:rPrDefault>
       <w:rPr>
@@ -2258,8 +3429,9 @@
     <w:basedOn w:val="Normal"/>
     <w:link w:val="BodyTextChar"/>
     <w:qFormat/>
+    <w:rsid w:val="00F1135C"/>
     <w:pPr>
-      <w:spacing w:after="180" w:before="180"/>
+      <w:ind w:firstLine="720"/>
     </w:pPr>
   </w:style>
   <w:style w:customStyle="1" w:styleId="FirstParagraph" w:type="paragraph">
@@ -2267,6 +3439,10 @@
     <w:basedOn w:val="BodyText"/>
     <w:next w:val="BodyText"/>
     <w:qFormat/>
+    <w:rsid w:val="00F1135C"/>
+    <w:pPr>
+      <w:ind w:firstLine="0"/>
+    </w:pPr>
   </w:style>
   <w:style w:customStyle="1" w:styleId="Compact" w:type="paragraph">
     <w:name w:val="Compact"/>
@@ -2513,7 +3689,10 @@
     <w:name w:val="Body Text Char"/>
     <w:basedOn w:val="DefaultParagraphFont"/>
     <w:link w:val="BodyText"/>
-    <w:rsid w:val="00CA66A9"/>
+    <w:rsid w:val="00F1135C"/>
+    <w:rPr>
+      <w:rFonts w:ascii="Times New Roman" w:hAnsi="Times New Roman"/>
+    </w:rPr>
   </w:style>
   <w:style w:customStyle="1" w:styleId="SourceCode" w:type="paragraph">
     <w:name w:val="Source Code"/>
